--- a/eval/corpora/uv-docs-ingested/sources/concepts/projects/init.docx
+++ b/eval/corpora/uv-docs-ingested/sources/concepts/projects/init.docx
@@ -2,7 +2,7 @@
 <file path=word/document.xml><?xml version="1.0" encoding="utf-8"?>
 <w:document xmlns:w="http://schemas.openxmlformats.org/wordprocessingml/2006/main" xmlns:m="http://schemas.openxmlformats.org/officeDocument/2006/math" xmlns:r="http://schemas.openxmlformats.org/officeDocument/2006/relationships" xmlns:o="urn:schemas-microsoft-com:office:office" xmlns:v="urn:schemas-microsoft-com:vml" xmlns:w10="urn:schemas-microsoft-com:office:word" xmlns:a="http://schemas.openxmlformats.org/drawingml/2006/main" xmlns:pic="http://schemas.openxmlformats.org/drawingml/2006/picture" xmlns:wp="http://schemas.openxmlformats.org/drawingml/2006/wordprocessingDrawing">
   <w:body>
-    <w:bookmarkStart w:id="19" w:name="creating-projects"/>
+    <w:bookmarkStart w:id="20" w:name="creating-projects"/>
     <w:p>
       <w:pPr>
         <w:pStyle w:val="Heading1"/>
@@ -259,7 +259,7 @@
         <w:t xml:space="preserve"> </w:t>
       </w:r>
       <w:r>
-        <w:t xml:space="preserve">there’s already a project in the target directory, i.e., if there’s a</w:t>
+        <w:t xml:space="preserve">there's already a project in the target directory, i.e., if there's a</w:t>
       </w:r>
       <w:r>
         <w:t xml:space="preserve"> </w:t>
@@ -281,7 +281,7 @@
       </w:r>
     </w:p>
     <w:bookmarkEnd w:id="10"/>
-    <w:bookmarkStart w:id="11" w:name="applications"/>
+    <w:bookmarkStart w:id="12" w:name="applications"/>
     <w:p>
       <w:pPr>
         <w:pStyle w:val="Heading2"/>
@@ -489,146 +489,354 @@
     </w:p>
     <w:p>
       <w:pPr>
-        <w:pStyle w:val="BodyText"/>
-      </w:pPr>
-      <w:r>
-        <w:t xml:space="preserve">```toml title=</w:t>
-      </w:r>
-      <w:r>
-        <w:t xml:space="preserve">“pyproject.toml”</w:t>
-      </w:r>
-      <w:r>
-        <w:t xml:space="preserve"> </w:t>
-      </w:r>
-      <w:r>
-        <w:t xml:space="preserve">hl_lines=</w:t>
-      </w:r>
-      <w:r>
-        <w:t xml:space="preserve">“12-14”</w:t>
-      </w:r>
-      <w:r>
-        <w:t xml:space="preserve"> </w:t>
-      </w:r>
-      <w:r>
+        <w:pStyle w:val="SourceCode"/>
+      </w:pPr>
+      <w:r>
+        <w:rPr>
+          <w:rStyle w:val="KeywordTok"/>
+        </w:rPr>
         <w:t xml:space="preserve">[project]</w:t>
       </w:r>
       <w:r>
-        <w:t xml:space="preserve"> </w:t>
-      </w:r>
-      <w:r>
-        <w:t xml:space="preserve">name =</w:t>
-      </w:r>
-      <w:r>
-        <w:t xml:space="preserve"> </w:t>
-      </w:r>
-      <w:r>
-        <w:t xml:space="preserve">“example-app”</w:t>
-      </w:r>
-      <w:r>
-        <w:t xml:space="preserve"> </w:t>
-      </w:r>
-      <w:r>
-        <w:t xml:space="preserve">version =</w:t>
-      </w:r>
-      <w:r>
-        <w:t xml:space="preserve"> </w:t>
-      </w:r>
-      <w:r>
-        <w:t xml:space="preserve">“0.1.0”</w:t>
-      </w:r>
-      <w:r>
-        <w:t xml:space="preserve"> </w:t>
-      </w:r>
-      <w:r>
-        <w:t xml:space="preserve">description =</w:t>
-      </w:r>
-      <w:r>
-        <w:t xml:space="preserve"> </w:t>
-      </w:r>
-      <w:r>
-        <w:t xml:space="preserve">“Add your description here”</w:t>
-      </w:r>
-      <w:r>
-        <w:t xml:space="preserve"> </w:t>
-      </w:r>
-      <w:r>
-        <w:t xml:space="preserve">readme =</w:t>
-      </w:r>
-      <w:r>
-        <w:t xml:space="preserve"> </w:t>
-      </w:r>
-      <w:r>
-        <w:t xml:space="preserve">“README.md”</w:t>
-      </w:r>
-      <w:r>
-        <w:t xml:space="preserve"> </w:t>
-      </w:r>
-      <w:r>
-        <w:t xml:space="preserve">requires-python =</w:t>
-      </w:r>
-      <w:r>
-        <w:t xml:space="preserve"> </w:t>
-      </w:r>
-      <w:r>
-        <w:t xml:space="preserve">“&gt;=3.11”</w:t>
-      </w:r>
-      <w:r>
-        <w:t xml:space="preserve"> </w:t>
-      </w:r>
-      <w:r>
-        <w:t xml:space="preserve">dependencies = []</w:t>
-      </w:r>
-    </w:p>
-    <w:p>
-      <w:pPr>
-        <w:pStyle w:val="BodyText"/>
-      </w:pPr>
-      <w:r>
+        <w:br/>
+      </w:r>
+      <w:r>
+        <w:rPr>
+          <w:rStyle w:val="DataTypeTok"/>
+        </w:rPr>
+        <w:t xml:space="preserve">name</w:t>
+      </w:r>
+      <w:r>
+        <w:rPr>
+          <w:rStyle w:val="NormalTok"/>
+        </w:rPr>
+        <w:t xml:space="preserve"> </w:t>
+      </w:r>
+      <w:r>
+        <w:rPr>
+          <w:rStyle w:val="OperatorTok"/>
+        </w:rPr>
+        <w:t xml:space="preserve">=</w:t>
+      </w:r>
+      <w:r>
+        <w:rPr>
+          <w:rStyle w:val="NormalTok"/>
+        </w:rPr>
+        <w:t xml:space="preserve"> </w:t>
+      </w:r>
+      <w:r>
+        <w:rPr>
+          <w:rStyle w:val="StringTok"/>
+        </w:rPr>
+        <w:t xml:space="preserve">"example-app"</w:t>
+      </w:r>
+      <w:r>
+        <w:br/>
+      </w:r>
+      <w:r>
+        <w:rPr>
+          <w:rStyle w:val="DataTypeTok"/>
+        </w:rPr>
+        <w:t xml:space="preserve">version</w:t>
+      </w:r>
+      <w:r>
+        <w:rPr>
+          <w:rStyle w:val="NormalTok"/>
+        </w:rPr>
+        <w:t xml:space="preserve"> </w:t>
+      </w:r>
+      <w:r>
+        <w:rPr>
+          <w:rStyle w:val="OperatorTok"/>
+        </w:rPr>
+        <w:t xml:space="preserve">=</w:t>
+      </w:r>
+      <w:r>
+        <w:rPr>
+          <w:rStyle w:val="NormalTok"/>
+        </w:rPr>
+        <w:t xml:space="preserve"> </w:t>
+      </w:r>
+      <w:r>
+        <w:rPr>
+          <w:rStyle w:val="StringTok"/>
+        </w:rPr>
+        <w:t xml:space="preserve">"0.1.0"</w:t>
+      </w:r>
+      <w:r>
+        <w:br/>
+      </w:r>
+      <w:r>
+        <w:rPr>
+          <w:rStyle w:val="DataTypeTok"/>
+        </w:rPr>
+        <w:t xml:space="preserve">description</w:t>
+      </w:r>
+      <w:r>
+        <w:rPr>
+          <w:rStyle w:val="NormalTok"/>
+        </w:rPr>
+        <w:t xml:space="preserve"> </w:t>
+      </w:r>
+      <w:r>
+        <w:rPr>
+          <w:rStyle w:val="OperatorTok"/>
+        </w:rPr>
+        <w:t xml:space="preserve">=</w:t>
+      </w:r>
+      <w:r>
+        <w:rPr>
+          <w:rStyle w:val="NormalTok"/>
+        </w:rPr>
+        <w:t xml:space="preserve"> </w:t>
+      </w:r>
+      <w:r>
+        <w:rPr>
+          <w:rStyle w:val="StringTok"/>
+        </w:rPr>
+        <w:t xml:space="preserve">"Add your description here"</w:t>
+      </w:r>
+      <w:r>
+        <w:br/>
+      </w:r>
+      <w:r>
+        <w:rPr>
+          <w:rStyle w:val="DataTypeTok"/>
+        </w:rPr>
+        <w:t xml:space="preserve">readme</w:t>
+      </w:r>
+      <w:r>
+        <w:rPr>
+          <w:rStyle w:val="NormalTok"/>
+        </w:rPr>
+        <w:t xml:space="preserve"> </w:t>
+      </w:r>
+      <w:r>
+        <w:rPr>
+          <w:rStyle w:val="OperatorTok"/>
+        </w:rPr>
+        <w:t xml:space="preserve">=</w:t>
+      </w:r>
+      <w:r>
+        <w:rPr>
+          <w:rStyle w:val="NormalTok"/>
+        </w:rPr>
+        <w:t xml:space="preserve"> </w:t>
+      </w:r>
+      <w:r>
+        <w:rPr>
+          <w:rStyle w:val="StringTok"/>
+        </w:rPr>
+        <w:t xml:space="preserve">"README.md"</w:t>
+      </w:r>
+      <w:r>
+        <w:br/>
+      </w:r>
+      <w:r>
+        <w:rPr>
+          <w:rStyle w:val="DataTypeTok"/>
+        </w:rPr>
+        <w:t xml:space="preserve">requires-python</w:t>
+      </w:r>
+      <w:r>
+        <w:rPr>
+          <w:rStyle w:val="NormalTok"/>
+        </w:rPr>
+        <w:t xml:space="preserve"> </w:t>
+      </w:r>
+      <w:r>
+        <w:rPr>
+          <w:rStyle w:val="OperatorTok"/>
+        </w:rPr>
+        <w:t xml:space="preserve">=</w:t>
+      </w:r>
+      <w:r>
+        <w:rPr>
+          <w:rStyle w:val="NormalTok"/>
+        </w:rPr>
+        <w:t xml:space="preserve"> </w:t>
+      </w:r>
+      <w:r>
+        <w:rPr>
+          <w:rStyle w:val="StringTok"/>
+        </w:rPr>
+        <w:t xml:space="preserve">"&gt;=3.11"</w:t>
+      </w:r>
+      <w:r>
+        <w:br/>
+      </w:r>
+      <w:r>
+        <w:rPr>
+          <w:rStyle w:val="DataTypeTok"/>
+        </w:rPr>
+        <w:t xml:space="preserve">dependencies</w:t>
+      </w:r>
+      <w:r>
+        <w:rPr>
+          <w:rStyle w:val="NormalTok"/>
+        </w:rPr>
+        <w:t xml:space="preserve"> </w:t>
+      </w:r>
+      <w:r>
+        <w:rPr>
+          <w:rStyle w:val="OperatorTok"/>
+        </w:rPr>
+        <w:t xml:space="preserve">=</w:t>
+      </w:r>
+      <w:r>
+        <w:rPr>
+          <w:rStyle w:val="NormalTok"/>
+        </w:rPr>
+        <w:t xml:space="preserve"> </w:t>
+      </w:r>
+      <w:r>
+        <w:rPr>
+          <w:rStyle w:val="OperatorTok"/>
+        </w:rPr>
+        <w:t xml:space="preserve">[]</w:t>
+      </w:r>
+      <w:r>
+        <w:br/>
+      </w:r>
+      <w:r>
+        <w:br/>
+      </w:r>
+      <w:r>
+        <w:rPr>
+          <w:rStyle w:val="KeywordTok"/>
+        </w:rPr>
         <w:t xml:space="preserve">[project.scripts]</w:t>
       </w:r>
       <w:r>
-        <w:t xml:space="preserve"> </w:t>
-      </w:r>
-      <w:r>
-        <w:t xml:space="preserve">example-app =</w:t>
-      </w:r>
-      <w:r>
-        <w:t xml:space="preserve"> </w:t>
-      </w:r>
-      <w:r>
-        <w:t xml:space="preserve">“example_app:main”</w:t>
-      </w:r>
-    </w:p>
-    <w:p>
-      <w:pPr>
-        <w:pStyle w:val="BodyText"/>
-      </w:pPr>
-      <w:r>
+        <w:br/>
+      </w:r>
+      <w:r>
+        <w:rPr>
+          <w:rStyle w:val="DataTypeTok"/>
+        </w:rPr>
+        <w:t xml:space="preserve">example-app</w:t>
+      </w:r>
+      <w:r>
+        <w:rPr>
+          <w:rStyle w:val="NormalTok"/>
+        </w:rPr>
+        <w:t xml:space="preserve"> </w:t>
+      </w:r>
+      <w:r>
+        <w:rPr>
+          <w:rStyle w:val="OperatorTok"/>
+        </w:rPr>
+        <w:t xml:space="preserve">=</w:t>
+      </w:r>
+      <w:r>
+        <w:rPr>
+          <w:rStyle w:val="NormalTok"/>
+        </w:rPr>
+        <w:t xml:space="preserve"> </w:t>
+      </w:r>
+      <w:r>
+        <w:rPr>
+          <w:rStyle w:val="StringTok"/>
+        </w:rPr>
+        <w:t xml:space="preserve">"example_app:main"</w:t>
+      </w:r>
+      <w:r>
+        <w:br/>
+      </w:r>
+      <w:r>
+        <w:br/>
+      </w:r>
+      <w:r>
+        <w:rPr>
+          <w:rStyle w:val="KeywordTok"/>
+        </w:rPr>
         <w:t xml:space="preserve">[build-system]</w:t>
       </w:r>
       <w:r>
-        <w:t xml:space="preserve"> </w:t>
-      </w:r>
-      <w:r>
-        <w:t xml:space="preserve">requires = [</w:t>
-      </w:r>
-      <w:r>
-        <w:t xml:space="preserve">“uv_build&gt;=0.12.7,&lt;0.13”</w:t>
-      </w:r>
-      <w:r>
+        <w:br/>
+      </w:r>
+      <w:r>
+        <w:rPr>
+          <w:rStyle w:val="DataTypeTok"/>
+        </w:rPr>
+        <w:t xml:space="preserve">requires</w:t>
+      </w:r>
+      <w:r>
+        <w:rPr>
+          <w:rStyle w:val="NormalTok"/>
+        </w:rPr>
+        <w:t xml:space="preserve"> </w:t>
+      </w:r>
+      <w:r>
+        <w:rPr>
+          <w:rStyle w:val="OperatorTok"/>
+        </w:rPr>
+        <w:t xml:space="preserve">=</w:t>
+      </w:r>
+      <w:r>
+        <w:rPr>
+          <w:rStyle w:val="NormalTok"/>
+        </w:rPr>
+        <w:t xml:space="preserve"> </w:t>
+      </w:r>
+      <w:r>
+        <w:rPr>
+          <w:rStyle w:val="OperatorTok"/>
+        </w:rPr>
+        <w:t xml:space="preserve">[</w:t>
+      </w:r>
+      <w:r>
+        <w:rPr>
+          <w:rStyle w:val="StringTok"/>
+        </w:rPr>
+        <w:t xml:space="preserve">"uv_build&gt;=0.12.7,&lt;0.13"</w:t>
+      </w:r>
+      <w:r>
+        <w:rPr>
+          <w:rStyle w:val="OperatorTok"/>
+        </w:rPr>
         <w:t xml:space="preserve">]</w:t>
       </w:r>
       <w:r>
-        <w:t xml:space="preserve"> </w:t>
-      </w:r>
-      <w:r>
-        <w:t xml:space="preserve">build-backend =</w:t>
-      </w:r>
-      <w:r>
-        <w:t xml:space="preserve"> </w:t>
-      </w:r>
-      <w:r>
-        <w:t xml:space="preserve">“uv_build”</w:t>
+        <w:br/>
+      </w:r>
+      <w:r>
+        <w:rPr>
+          <w:rStyle w:val="DataTypeTok"/>
+        </w:rPr>
+        <w:t xml:space="preserve">build-backend</w:t>
+      </w:r>
+      <w:r>
+        <w:rPr>
+          <w:rStyle w:val="NormalTok"/>
+        </w:rPr>
+        <w:t xml:space="preserve"> </w:t>
+      </w:r>
+      <w:r>
+        <w:rPr>
+          <w:rStyle w:val="OperatorTok"/>
+        </w:rPr>
+        <w:t xml:space="preserve">=</w:t>
+      </w:r>
+      <w:r>
+        <w:rPr>
+          <w:rStyle w:val="NormalTok"/>
+        </w:rPr>
+        <w:t xml:space="preserve"> </w:t>
+      </w:r>
+      <w:r>
+        <w:rPr>
+          <w:rStyle w:val="StringTok"/>
+        </w:rPr>
+        <w:t xml:space="preserve">"uv_build"</w:t>
+      </w:r>
+    </w:p>
+    <w:p>
+      <w:pPr>
+        <w:pStyle w:val="FirstParagraph"/>
+      </w:pPr>
+      <w:r>
+        <w:t xml:space="preserve">!!! tip</w:t>
       </w:r>
     </w:p>
     <w:p>
@@ -636,56 +844,44 @@
         <w:pStyle w:val="SourceCode"/>
       </w:pPr>
       <w:r>
-        <w:br/>
-      </w:r>
-      <w:r>
-        <w:rPr>
-          <w:rStyle w:val="VerbatimChar"/>
-        </w:rPr>
-        <w:t xml:space="preserve">!!! tip</w:t>
-      </w:r>
-      <w:r>
-        <w:br/>
-      </w:r>
-      <w:r>
-        <w:br/>
-      </w:r>
-      <w:r>
-        <w:rPr>
-          <w:rStyle w:val="VerbatimChar"/>
-        </w:rPr>
-        <w:t xml:space="preserve">    The `--build-backend` option can be used to request an alternative build system.</w:t>
-      </w:r>
-      <w:r>
-        <w:br/>
-      </w:r>
-      <w:r>
-        <w:br/>
-      </w:r>
-      <w:r>
-        <w:rPr>
-          <w:rStyle w:val="VerbatimChar"/>
-        </w:rPr>
-        <w:t xml:space="preserve">A [command](./config.md#entry-points) definition is included:</w:t>
-      </w:r>
-      <w:r>
-        <w:br/>
-      </w:r>
-      <w:r>
-        <w:br/>
-      </w:r>
-      <w:r>
-        <w:rPr>
-          <w:rStyle w:val="VerbatimChar"/>
-        </w:rPr>
-        <w:t xml:space="preserve">```toml title="pyproject.toml" hl_lines="9 10"</w:t>
-      </w:r>
-      <w:r>
-        <w:br/>
-      </w:r>
-      <w:r>
-        <w:rPr>
-          <w:rStyle w:val="VerbatimChar"/>
+        <w:rPr>
+          <w:rStyle w:val="VerbatimChar"/>
+        </w:rPr>
+        <w:t xml:space="preserve">The `--build-backend` option can be used to request an alternative build system.</w:t>
+      </w:r>
+    </w:p>
+    <w:p>
+      <w:pPr>
+        <w:pStyle w:val="FirstParagraph"/>
+      </w:pPr>
+      <w:r>
+        <w:t xml:space="preserve">A</w:t>
+      </w:r>
+      <w:r>
+        <w:t xml:space="preserve"> </w:t>
+      </w:r>
+      <w:hyperlink r:id="rId11">
+        <w:r>
+          <w:rPr>
+            <w:rStyle w:val="Hyperlink"/>
+          </w:rPr>
+          <w:t xml:space="preserve">command</w:t>
+        </w:r>
+      </w:hyperlink>
+      <w:r>
+        <w:t xml:space="preserve"> </w:t>
+      </w:r>
+      <w:r>
+        <w:t xml:space="preserve">definition is included:</w:t>
+      </w:r>
+    </w:p>
+    <w:p>
+      <w:pPr>
+        <w:pStyle w:val="SourceCode"/>
+      </w:pPr>
+      <w:r>
+        <w:rPr>
+          <w:rStyle w:val="KeywordTok"/>
         </w:rPr>
         <w:t xml:space="preserve">[project]</w:t>
       </w:r>
@@ -694,64 +890,208 @@
       </w:r>
       <w:r>
         <w:rPr>
-          <w:rStyle w:val="VerbatimChar"/>
-        </w:rPr>
-        <w:t xml:space="preserve">name = "example-app"</w:t>
-      </w:r>
-      <w:r>
-        <w:br/>
-      </w:r>
-      <w:r>
-        <w:rPr>
-          <w:rStyle w:val="VerbatimChar"/>
-        </w:rPr>
-        <w:t xml:space="preserve">version = "0.1.0"</w:t>
-      </w:r>
-      <w:r>
-        <w:br/>
-      </w:r>
-      <w:r>
-        <w:rPr>
-          <w:rStyle w:val="VerbatimChar"/>
-        </w:rPr>
-        <w:t xml:space="preserve">description = "Add your description here"</w:t>
-      </w:r>
-      <w:r>
-        <w:br/>
-      </w:r>
-      <w:r>
-        <w:rPr>
-          <w:rStyle w:val="VerbatimChar"/>
-        </w:rPr>
-        <w:t xml:space="preserve">readme = "README.md"</w:t>
-      </w:r>
-      <w:r>
-        <w:br/>
-      </w:r>
-      <w:r>
-        <w:rPr>
-          <w:rStyle w:val="VerbatimChar"/>
-        </w:rPr>
-        <w:t xml:space="preserve">requires-python = "&gt;=3.11"</w:t>
-      </w:r>
-      <w:r>
-        <w:br/>
-      </w:r>
-      <w:r>
-        <w:rPr>
-          <w:rStyle w:val="VerbatimChar"/>
-        </w:rPr>
-        <w:t xml:space="preserve">dependencies = []</w:t>
-      </w:r>
-      <w:r>
-        <w:br/>
-      </w:r>
-      <w:r>
-        <w:br/>
-      </w:r>
-      <w:r>
-        <w:rPr>
-          <w:rStyle w:val="VerbatimChar"/>
+          <w:rStyle w:val="DataTypeTok"/>
+        </w:rPr>
+        <w:t xml:space="preserve">name</w:t>
+      </w:r>
+      <w:r>
+        <w:rPr>
+          <w:rStyle w:val="NormalTok"/>
+        </w:rPr>
+        <w:t xml:space="preserve"> </w:t>
+      </w:r>
+      <w:r>
+        <w:rPr>
+          <w:rStyle w:val="OperatorTok"/>
+        </w:rPr>
+        <w:t xml:space="preserve">=</w:t>
+      </w:r>
+      <w:r>
+        <w:rPr>
+          <w:rStyle w:val="NormalTok"/>
+        </w:rPr>
+        <w:t xml:space="preserve"> </w:t>
+      </w:r>
+      <w:r>
+        <w:rPr>
+          <w:rStyle w:val="StringTok"/>
+        </w:rPr>
+        <w:t xml:space="preserve">"example-app"</w:t>
+      </w:r>
+      <w:r>
+        <w:br/>
+      </w:r>
+      <w:r>
+        <w:rPr>
+          <w:rStyle w:val="DataTypeTok"/>
+        </w:rPr>
+        <w:t xml:space="preserve">version</w:t>
+      </w:r>
+      <w:r>
+        <w:rPr>
+          <w:rStyle w:val="NormalTok"/>
+        </w:rPr>
+        <w:t xml:space="preserve"> </w:t>
+      </w:r>
+      <w:r>
+        <w:rPr>
+          <w:rStyle w:val="OperatorTok"/>
+        </w:rPr>
+        <w:t xml:space="preserve">=</w:t>
+      </w:r>
+      <w:r>
+        <w:rPr>
+          <w:rStyle w:val="NormalTok"/>
+        </w:rPr>
+        <w:t xml:space="preserve"> </w:t>
+      </w:r>
+      <w:r>
+        <w:rPr>
+          <w:rStyle w:val="StringTok"/>
+        </w:rPr>
+        <w:t xml:space="preserve">"0.1.0"</w:t>
+      </w:r>
+      <w:r>
+        <w:br/>
+      </w:r>
+      <w:r>
+        <w:rPr>
+          <w:rStyle w:val="DataTypeTok"/>
+        </w:rPr>
+        <w:t xml:space="preserve">description</w:t>
+      </w:r>
+      <w:r>
+        <w:rPr>
+          <w:rStyle w:val="NormalTok"/>
+        </w:rPr>
+        <w:t xml:space="preserve"> </w:t>
+      </w:r>
+      <w:r>
+        <w:rPr>
+          <w:rStyle w:val="OperatorTok"/>
+        </w:rPr>
+        <w:t xml:space="preserve">=</w:t>
+      </w:r>
+      <w:r>
+        <w:rPr>
+          <w:rStyle w:val="NormalTok"/>
+        </w:rPr>
+        <w:t xml:space="preserve"> </w:t>
+      </w:r>
+      <w:r>
+        <w:rPr>
+          <w:rStyle w:val="StringTok"/>
+        </w:rPr>
+        <w:t xml:space="preserve">"Add your description here"</w:t>
+      </w:r>
+      <w:r>
+        <w:br/>
+      </w:r>
+      <w:r>
+        <w:rPr>
+          <w:rStyle w:val="DataTypeTok"/>
+        </w:rPr>
+        <w:t xml:space="preserve">readme</w:t>
+      </w:r>
+      <w:r>
+        <w:rPr>
+          <w:rStyle w:val="NormalTok"/>
+        </w:rPr>
+        <w:t xml:space="preserve"> </w:t>
+      </w:r>
+      <w:r>
+        <w:rPr>
+          <w:rStyle w:val="OperatorTok"/>
+        </w:rPr>
+        <w:t xml:space="preserve">=</w:t>
+      </w:r>
+      <w:r>
+        <w:rPr>
+          <w:rStyle w:val="NormalTok"/>
+        </w:rPr>
+        <w:t xml:space="preserve"> </w:t>
+      </w:r>
+      <w:r>
+        <w:rPr>
+          <w:rStyle w:val="StringTok"/>
+        </w:rPr>
+        <w:t xml:space="preserve">"README.md"</w:t>
+      </w:r>
+      <w:r>
+        <w:br/>
+      </w:r>
+      <w:r>
+        <w:rPr>
+          <w:rStyle w:val="DataTypeTok"/>
+        </w:rPr>
+        <w:t xml:space="preserve">requires-python</w:t>
+      </w:r>
+      <w:r>
+        <w:rPr>
+          <w:rStyle w:val="NormalTok"/>
+        </w:rPr>
+        <w:t xml:space="preserve"> </w:t>
+      </w:r>
+      <w:r>
+        <w:rPr>
+          <w:rStyle w:val="OperatorTok"/>
+        </w:rPr>
+        <w:t xml:space="preserve">=</w:t>
+      </w:r>
+      <w:r>
+        <w:rPr>
+          <w:rStyle w:val="NormalTok"/>
+        </w:rPr>
+        <w:t xml:space="preserve"> </w:t>
+      </w:r>
+      <w:r>
+        <w:rPr>
+          <w:rStyle w:val="StringTok"/>
+        </w:rPr>
+        <w:t xml:space="preserve">"&gt;=3.11"</w:t>
+      </w:r>
+      <w:r>
+        <w:br/>
+      </w:r>
+      <w:r>
+        <w:rPr>
+          <w:rStyle w:val="DataTypeTok"/>
+        </w:rPr>
+        <w:t xml:space="preserve">dependencies</w:t>
+      </w:r>
+      <w:r>
+        <w:rPr>
+          <w:rStyle w:val="NormalTok"/>
+        </w:rPr>
+        <w:t xml:space="preserve"> </w:t>
+      </w:r>
+      <w:r>
+        <w:rPr>
+          <w:rStyle w:val="OperatorTok"/>
+        </w:rPr>
+        <w:t xml:space="preserve">=</w:t>
+      </w:r>
+      <w:r>
+        <w:rPr>
+          <w:rStyle w:val="NormalTok"/>
+        </w:rPr>
+        <w:t xml:space="preserve"> </w:t>
+      </w:r>
+      <w:r>
+        <w:rPr>
+          <w:rStyle w:val="OperatorTok"/>
+        </w:rPr>
+        <w:t xml:space="preserve">[]</w:t>
+      </w:r>
+      <w:r>
+        <w:br/>
+      </w:r>
+      <w:r>
+        <w:br/>
+      </w:r>
+      <w:r>
+        <w:rPr>
+          <w:rStyle w:val="KeywordTok"/>
         </w:rPr>
         <w:t xml:space="preserve">[project.scripts]</w:t>
       </w:r>
@@ -760,19 +1100,43 @@
       </w:r>
       <w:r>
         <w:rPr>
-          <w:rStyle w:val="VerbatimChar"/>
-        </w:rPr>
-        <w:t xml:space="preserve">example-app = "example_app:main"</w:t>
-      </w:r>
-      <w:r>
-        <w:br/>
-      </w:r>
-      <w:r>
-        <w:br/>
-      </w:r>
-      <w:r>
-        <w:rPr>
-          <w:rStyle w:val="VerbatimChar"/>
+          <w:rStyle w:val="DataTypeTok"/>
+        </w:rPr>
+        <w:t xml:space="preserve">example-app</w:t>
+      </w:r>
+      <w:r>
+        <w:rPr>
+          <w:rStyle w:val="NormalTok"/>
+        </w:rPr>
+        <w:t xml:space="preserve"> </w:t>
+      </w:r>
+      <w:r>
+        <w:rPr>
+          <w:rStyle w:val="OperatorTok"/>
+        </w:rPr>
+        <w:t xml:space="preserve">=</w:t>
+      </w:r>
+      <w:r>
+        <w:rPr>
+          <w:rStyle w:val="NormalTok"/>
+        </w:rPr>
+        <w:t xml:space="preserve"> </w:t>
+      </w:r>
+      <w:r>
+        <w:rPr>
+          <w:rStyle w:val="StringTok"/>
+        </w:rPr>
+        <w:t xml:space="preserve">"example_app:main"</w:t>
+      </w:r>
+      <w:r>
+        <w:br/>
+      </w:r>
+      <w:r>
+        <w:br/>
+      </w:r>
+      <w:r>
+        <w:rPr>
+          <w:rStyle w:val="KeywordTok"/>
         </w:rPr>
         <w:t xml:space="preserve">[build-system]</w:t>
       </w:r>
@@ -781,18 +1145,78 @@
       </w:r>
       <w:r>
         <w:rPr>
-          <w:rStyle w:val="VerbatimChar"/>
-        </w:rPr>
-        <w:t xml:space="preserve">requires = ["uv_build&gt;=0.12.7,&lt;0.13"]</w:t>
-      </w:r>
-      <w:r>
-        <w:br/>
-      </w:r>
-      <w:r>
-        <w:rPr>
-          <w:rStyle w:val="VerbatimChar"/>
-        </w:rPr>
-        <w:t xml:space="preserve">build-backend = "uv_build"</w:t>
+          <w:rStyle w:val="DataTypeTok"/>
+        </w:rPr>
+        <w:t xml:space="preserve">requires</w:t>
+      </w:r>
+      <w:r>
+        <w:rPr>
+          <w:rStyle w:val="NormalTok"/>
+        </w:rPr>
+        <w:t xml:space="preserve"> </w:t>
+      </w:r>
+      <w:r>
+        <w:rPr>
+          <w:rStyle w:val="OperatorTok"/>
+        </w:rPr>
+        <w:t xml:space="preserve">=</w:t>
+      </w:r>
+      <w:r>
+        <w:rPr>
+          <w:rStyle w:val="NormalTok"/>
+        </w:rPr>
+        <w:t xml:space="preserve"> </w:t>
+      </w:r>
+      <w:r>
+        <w:rPr>
+          <w:rStyle w:val="OperatorTok"/>
+        </w:rPr>
+        <w:t xml:space="preserve">[</w:t>
+      </w:r>
+      <w:r>
+        <w:rPr>
+          <w:rStyle w:val="StringTok"/>
+        </w:rPr>
+        <w:t xml:space="preserve">"uv_build&gt;=0.12.7,&lt;0.13"</w:t>
+      </w:r>
+      <w:r>
+        <w:rPr>
+          <w:rStyle w:val="OperatorTok"/>
+        </w:rPr>
+        <w:t xml:space="preserve">]</w:t>
+      </w:r>
+      <w:r>
+        <w:br/>
+      </w:r>
+      <w:r>
+        <w:rPr>
+          <w:rStyle w:val="DataTypeTok"/>
+        </w:rPr>
+        <w:t xml:space="preserve">build-backend</w:t>
+      </w:r>
+      <w:r>
+        <w:rPr>
+          <w:rStyle w:val="NormalTok"/>
+        </w:rPr>
+        <w:t xml:space="preserve"> </w:t>
+      </w:r>
+      <w:r>
+        <w:rPr>
+          <w:rStyle w:val="OperatorTok"/>
+        </w:rPr>
+        <w:t xml:space="preserve">=</w:t>
+      </w:r>
+      <w:r>
+        <w:rPr>
+          <w:rStyle w:val="NormalTok"/>
+        </w:rPr>
+        <w:t xml:space="preserve"> </w:t>
+      </w:r>
+      <w:r>
+        <w:rPr>
+          <w:rStyle w:val="StringTok"/>
+        </w:rPr>
+        <w:t xml:space="preserve">"uv_build"</w:t>
       </w:r>
     </w:p>
     <w:p>
@@ -844,8 +1268,8 @@
         <w:t xml:space="preserve">Hello from example-app!</w:t>
       </w:r>
     </w:p>
-    <w:bookmarkEnd w:id="11"/>
-    <w:bookmarkStart w:id="12" w:name="libraries"/>
+    <w:bookmarkEnd w:id="12"/>
+    <w:bookmarkStart w:id="13" w:name="libraries"/>
     <w:p>
       <w:pPr>
         <w:pStyle w:val="Heading2"/>
@@ -1097,126 +1521,309 @@
     </w:p>
     <w:p>
       <w:pPr>
-        <w:pStyle w:val="BodyText"/>
-      </w:pPr>
-      <w:r>
-        <w:t xml:space="preserve">```toml title=</w:t>
-      </w:r>
-      <w:r>
-        <w:t xml:space="preserve">“pyproject.toml”</w:t>
-      </w:r>
-      <w:r>
-        <w:t xml:space="preserve"> </w:t>
-      </w:r>
-      <w:r>
-        <w:t xml:space="preserve">hl_lines=</w:t>
-      </w:r>
-      <w:r>
-        <w:t xml:space="preserve">“12-14”</w:t>
-      </w:r>
-      <w:r>
-        <w:t xml:space="preserve"> </w:t>
-      </w:r>
-      <w:r>
+        <w:pStyle w:val="SourceCode"/>
+      </w:pPr>
+      <w:r>
+        <w:rPr>
+          <w:rStyle w:val="KeywordTok"/>
+        </w:rPr>
         <w:t xml:space="preserve">[project]</w:t>
       </w:r>
       <w:r>
-        <w:t xml:space="preserve"> </w:t>
-      </w:r>
-      <w:r>
-        <w:t xml:space="preserve">name =</w:t>
-      </w:r>
-      <w:r>
-        <w:t xml:space="preserve"> </w:t>
-      </w:r>
-      <w:r>
-        <w:t xml:space="preserve">“example-lib”</w:t>
-      </w:r>
-      <w:r>
-        <w:t xml:space="preserve"> </w:t>
-      </w:r>
-      <w:r>
-        <w:t xml:space="preserve">version =</w:t>
-      </w:r>
-      <w:r>
-        <w:t xml:space="preserve"> </w:t>
-      </w:r>
-      <w:r>
-        <w:t xml:space="preserve">“0.1.0”</w:t>
-      </w:r>
-      <w:r>
-        <w:t xml:space="preserve"> </w:t>
-      </w:r>
-      <w:r>
-        <w:t xml:space="preserve">description =</w:t>
-      </w:r>
-      <w:r>
-        <w:t xml:space="preserve"> </w:t>
-      </w:r>
-      <w:r>
-        <w:t xml:space="preserve">“Add your description here”</w:t>
-      </w:r>
-      <w:r>
-        <w:t xml:space="preserve"> </w:t>
-      </w:r>
-      <w:r>
-        <w:t xml:space="preserve">readme =</w:t>
-      </w:r>
-      <w:r>
-        <w:t xml:space="preserve"> </w:t>
-      </w:r>
-      <w:r>
-        <w:t xml:space="preserve">“README.md”</w:t>
-      </w:r>
-      <w:r>
-        <w:t xml:space="preserve"> </w:t>
-      </w:r>
-      <w:r>
-        <w:t xml:space="preserve">requires-python =</w:t>
-      </w:r>
-      <w:r>
-        <w:t xml:space="preserve"> </w:t>
-      </w:r>
-      <w:r>
-        <w:t xml:space="preserve">“&gt;=3.11”</w:t>
-      </w:r>
-      <w:r>
-        <w:t xml:space="preserve"> </w:t>
-      </w:r>
-      <w:r>
-        <w:t xml:space="preserve">dependencies = []</w:t>
-      </w:r>
-    </w:p>
-    <w:p>
-      <w:pPr>
-        <w:pStyle w:val="BodyText"/>
-      </w:pPr>
-      <w:r>
+        <w:br/>
+      </w:r>
+      <w:r>
+        <w:rPr>
+          <w:rStyle w:val="DataTypeTok"/>
+        </w:rPr>
+        <w:t xml:space="preserve">name</w:t>
+      </w:r>
+      <w:r>
+        <w:rPr>
+          <w:rStyle w:val="NormalTok"/>
+        </w:rPr>
+        <w:t xml:space="preserve"> </w:t>
+      </w:r>
+      <w:r>
+        <w:rPr>
+          <w:rStyle w:val="OperatorTok"/>
+        </w:rPr>
+        <w:t xml:space="preserve">=</w:t>
+      </w:r>
+      <w:r>
+        <w:rPr>
+          <w:rStyle w:val="NormalTok"/>
+        </w:rPr>
+        <w:t xml:space="preserve"> </w:t>
+      </w:r>
+      <w:r>
+        <w:rPr>
+          <w:rStyle w:val="StringTok"/>
+        </w:rPr>
+        <w:t xml:space="preserve">"example-lib"</w:t>
+      </w:r>
+      <w:r>
+        <w:br/>
+      </w:r>
+      <w:r>
+        <w:rPr>
+          <w:rStyle w:val="DataTypeTok"/>
+        </w:rPr>
+        <w:t xml:space="preserve">version</w:t>
+      </w:r>
+      <w:r>
+        <w:rPr>
+          <w:rStyle w:val="NormalTok"/>
+        </w:rPr>
+        <w:t xml:space="preserve"> </w:t>
+      </w:r>
+      <w:r>
+        <w:rPr>
+          <w:rStyle w:val="OperatorTok"/>
+        </w:rPr>
+        <w:t xml:space="preserve">=</w:t>
+      </w:r>
+      <w:r>
+        <w:rPr>
+          <w:rStyle w:val="NormalTok"/>
+        </w:rPr>
+        <w:t xml:space="preserve"> </w:t>
+      </w:r>
+      <w:r>
+        <w:rPr>
+          <w:rStyle w:val="StringTok"/>
+        </w:rPr>
+        <w:t xml:space="preserve">"0.1.0"</w:t>
+      </w:r>
+      <w:r>
+        <w:br/>
+      </w:r>
+      <w:r>
+        <w:rPr>
+          <w:rStyle w:val="DataTypeTok"/>
+        </w:rPr>
+        <w:t xml:space="preserve">description</w:t>
+      </w:r>
+      <w:r>
+        <w:rPr>
+          <w:rStyle w:val="NormalTok"/>
+        </w:rPr>
+        <w:t xml:space="preserve"> </w:t>
+      </w:r>
+      <w:r>
+        <w:rPr>
+          <w:rStyle w:val="OperatorTok"/>
+        </w:rPr>
+        <w:t xml:space="preserve">=</w:t>
+      </w:r>
+      <w:r>
+        <w:rPr>
+          <w:rStyle w:val="NormalTok"/>
+        </w:rPr>
+        <w:t xml:space="preserve"> </w:t>
+      </w:r>
+      <w:r>
+        <w:rPr>
+          <w:rStyle w:val="StringTok"/>
+        </w:rPr>
+        <w:t xml:space="preserve">"Add your description here"</w:t>
+      </w:r>
+      <w:r>
+        <w:br/>
+      </w:r>
+      <w:r>
+        <w:rPr>
+          <w:rStyle w:val="DataTypeTok"/>
+        </w:rPr>
+        <w:t xml:space="preserve">readme</w:t>
+      </w:r>
+      <w:r>
+        <w:rPr>
+          <w:rStyle w:val="NormalTok"/>
+        </w:rPr>
+        <w:t xml:space="preserve"> </w:t>
+      </w:r>
+      <w:r>
+        <w:rPr>
+          <w:rStyle w:val="OperatorTok"/>
+        </w:rPr>
+        <w:t xml:space="preserve">=</w:t>
+      </w:r>
+      <w:r>
+        <w:rPr>
+          <w:rStyle w:val="NormalTok"/>
+        </w:rPr>
+        <w:t xml:space="preserve"> </w:t>
+      </w:r>
+      <w:r>
+        <w:rPr>
+          <w:rStyle w:val="StringTok"/>
+        </w:rPr>
+        <w:t xml:space="preserve">"README.md"</w:t>
+      </w:r>
+      <w:r>
+        <w:br/>
+      </w:r>
+      <w:r>
+        <w:rPr>
+          <w:rStyle w:val="DataTypeTok"/>
+        </w:rPr>
+        <w:t xml:space="preserve">requires-python</w:t>
+      </w:r>
+      <w:r>
+        <w:rPr>
+          <w:rStyle w:val="NormalTok"/>
+        </w:rPr>
+        <w:t xml:space="preserve"> </w:t>
+      </w:r>
+      <w:r>
+        <w:rPr>
+          <w:rStyle w:val="OperatorTok"/>
+        </w:rPr>
+        <w:t xml:space="preserve">=</w:t>
+      </w:r>
+      <w:r>
+        <w:rPr>
+          <w:rStyle w:val="NormalTok"/>
+        </w:rPr>
+        <w:t xml:space="preserve"> </w:t>
+      </w:r>
+      <w:r>
+        <w:rPr>
+          <w:rStyle w:val="StringTok"/>
+        </w:rPr>
+        <w:t xml:space="preserve">"&gt;=3.11"</w:t>
+      </w:r>
+      <w:r>
+        <w:br/>
+      </w:r>
+      <w:r>
+        <w:rPr>
+          <w:rStyle w:val="DataTypeTok"/>
+        </w:rPr>
+        <w:t xml:space="preserve">dependencies</w:t>
+      </w:r>
+      <w:r>
+        <w:rPr>
+          <w:rStyle w:val="NormalTok"/>
+        </w:rPr>
+        <w:t xml:space="preserve"> </w:t>
+      </w:r>
+      <w:r>
+        <w:rPr>
+          <w:rStyle w:val="OperatorTok"/>
+        </w:rPr>
+        <w:t xml:space="preserve">=</w:t>
+      </w:r>
+      <w:r>
+        <w:rPr>
+          <w:rStyle w:val="NormalTok"/>
+        </w:rPr>
+        <w:t xml:space="preserve"> </w:t>
+      </w:r>
+      <w:r>
+        <w:rPr>
+          <w:rStyle w:val="OperatorTok"/>
+        </w:rPr>
+        <w:t xml:space="preserve">[]</w:t>
+      </w:r>
+      <w:r>
+        <w:br/>
+      </w:r>
+      <w:r>
+        <w:br/>
+      </w:r>
+      <w:r>
+        <w:rPr>
+          <w:rStyle w:val="KeywordTok"/>
+        </w:rPr>
         <w:t xml:space="preserve">[build-system]</w:t>
       </w:r>
       <w:r>
-        <w:t xml:space="preserve"> </w:t>
-      </w:r>
-      <w:r>
-        <w:t xml:space="preserve">requires = [</w:t>
-      </w:r>
-      <w:r>
-        <w:t xml:space="preserve">“uv_build&gt;=0.12.7,&lt;0.13”</w:t>
-      </w:r>
-      <w:r>
+        <w:br/>
+      </w:r>
+      <w:r>
+        <w:rPr>
+          <w:rStyle w:val="DataTypeTok"/>
+        </w:rPr>
+        <w:t xml:space="preserve">requires</w:t>
+      </w:r>
+      <w:r>
+        <w:rPr>
+          <w:rStyle w:val="NormalTok"/>
+        </w:rPr>
+        <w:t xml:space="preserve"> </w:t>
+      </w:r>
+      <w:r>
+        <w:rPr>
+          <w:rStyle w:val="OperatorTok"/>
+        </w:rPr>
+        <w:t xml:space="preserve">=</w:t>
+      </w:r>
+      <w:r>
+        <w:rPr>
+          <w:rStyle w:val="NormalTok"/>
+        </w:rPr>
+        <w:t xml:space="preserve"> </w:t>
+      </w:r>
+      <w:r>
+        <w:rPr>
+          <w:rStyle w:val="OperatorTok"/>
+        </w:rPr>
+        <w:t xml:space="preserve">[</w:t>
+      </w:r>
+      <w:r>
+        <w:rPr>
+          <w:rStyle w:val="StringTok"/>
+        </w:rPr>
+        <w:t xml:space="preserve">"uv_build&gt;=0.12.7,&lt;0.13"</w:t>
+      </w:r>
+      <w:r>
+        <w:rPr>
+          <w:rStyle w:val="OperatorTok"/>
+        </w:rPr>
         <w:t xml:space="preserve">]</w:t>
       </w:r>
       <w:r>
-        <w:t xml:space="preserve"> </w:t>
-      </w:r>
-      <w:r>
-        <w:t xml:space="preserve">build-backend =</w:t>
-      </w:r>
-      <w:r>
-        <w:t xml:space="preserve"> </w:t>
-      </w:r>
-      <w:r>
-        <w:t xml:space="preserve">“uv_build”</w:t>
+        <w:br/>
+      </w:r>
+      <w:r>
+        <w:rPr>
+          <w:rStyle w:val="DataTypeTok"/>
+        </w:rPr>
+        <w:t xml:space="preserve">build-backend</w:t>
+      </w:r>
+      <w:r>
+        <w:rPr>
+          <w:rStyle w:val="NormalTok"/>
+        </w:rPr>
+        <w:t xml:space="preserve"> </w:t>
+      </w:r>
+      <w:r>
+        <w:rPr>
+          <w:rStyle w:val="OperatorTok"/>
+        </w:rPr>
+        <w:t xml:space="preserve">=</w:t>
+      </w:r>
+      <w:r>
+        <w:rPr>
+          <w:rStyle w:val="NormalTok"/>
+        </w:rPr>
+        <w:t xml:space="preserve"> </w:t>
+      </w:r>
+      <w:r>
+        <w:rPr>
+          <w:rStyle w:val="StringTok"/>
+        </w:rPr>
+        <w:t xml:space="preserve">"uv_build"</w:t>
+      </w:r>
+    </w:p>
+    <w:p>
+      <w:pPr>
+        <w:pStyle w:val="FirstParagraph"/>
+      </w:pPr>
+      <w:r>
+        <w:t xml:space="preserve">!!! tip</w:t>
       </w:r>
     </w:p>
     <w:p>
@@ -1224,85 +1831,104 @@
         <w:pStyle w:val="SourceCode"/>
       </w:pPr>
       <w:r>
-        <w:br/>
-      </w:r>
-      <w:r>
-        <w:rPr>
-          <w:rStyle w:val="VerbatimChar"/>
-        </w:rPr>
-        <w:t xml:space="preserve">!!! tip</w:t>
-      </w:r>
-      <w:r>
-        <w:br/>
-      </w:r>
-      <w:r>
-        <w:br/>
-      </w:r>
-      <w:r>
-        <w:rPr>
-          <w:rStyle w:val="VerbatimChar"/>
-        </w:rPr>
-        <w:t xml:space="preserve">    You can select a different build backend template by using `--build-backend` with `hatchling`,</w:t>
-      </w:r>
-      <w:r>
-        <w:br/>
-      </w:r>
-      <w:r>
-        <w:rPr>
-          <w:rStyle w:val="VerbatimChar"/>
-        </w:rPr>
-        <w:t xml:space="preserve">    `uv_build`, `flit-core`, `pdm-backend`, `setuptools`, `maturin`, or `scikit-build-core`. An</w:t>
-      </w:r>
-      <w:r>
-        <w:br/>
-      </w:r>
-      <w:r>
-        <w:rPr>
-          <w:rStyle w:val="VerbatimChar"/>
-        </w:rPr>
-        <w:t xml:space="preserve">    alternative backend is required if you want to create a [library with extension modules](#projects-with-extension-modules).</w:t>
-      </w:r>
-      <w:r>
-        <w:br/>
-      </w:r>
-      <w:r>
-        <w:br/>
-      </w:r>
-      <w:r>
-        <w:rPr>
-          <w:rStyle w:val="VerbatimChar"/>
-        </w:rPr>
+        <w:rPr>
+          <w:rStyle w:val="VerbatimChar"/>
+        </w:rPr>
+        <w:t xml:space="preserve">You can select a different build backend template by using `--build-backend` with `hatchling`,</w:t>
+      </w:r>
+      <w:r>
+        <w:br/>
+      </w:r>
+      <w:r>
+        <w:rPr>
+          <w:rStyle w:val="VerbatimChar"/>
+        </w:rPr>
+        <w:t xml:space="preserve">`uv_build`, `flit-core`, `pdm-backend`, `setuptools`, `maturin`, or `scikit-build-core`. An</w:t>
+      </w:r>
+      <w:r>
+        <w:br/>
+      </w:r>
+      <w:r>
+        <w:rPr>
+          <w:rStyle w:val="VerbatimChar"/>
+        </w:rPr>
+        <w:t xml:space="preserve">alternative backend is required if you want to create a [library with extension modules](#projects-with-extension-modules).</w:t>
+      </w:r>
+    </w:p>
+    <w:p>
+      <w:pPr>
+        <w:pStyle w:val="FirstParagraph"/>
+      </w:pPr>
+      <w:r>
         <w:t xml:space="preserve">The created module defines a simple API function:</w:t>
       </w:r>
-      <w:r>
-        <w:br/>
-      </w:r>
-      <w:r>
-        <w:br/>
-      </w:r>
-      <w:r>
-        <w:rPr>
-          <w:rStyle w:val="VerbatimChar"/>
-        </w:rPr>
-        <w:t xml:space="preserve">```python title="__init__.py"</w:t>
-      </w:r>
-      <w:r>
-        <w:br/>
-      </w:r>
-      <w:r>
-        <w:rPr>
-          <w:rStyle w:val="VerbatimChar"/>
-        </w:rPr>
-        <w:t xml:space="preserve">def hello() -&gt; str:</w:t>
-      </w:r>
-      <w:r>
-        <w:br/>
-      </w:r>
-      <w:r>
-        <w:rPr>
-          <w:rStyle w:val="VerbatimChar"/>
-        </w:rPr>
-        <w:t xml:space="preserve">    return "Hello from example-lib!"</w:t>
+    </w:p>
+    <w:p>
+      <w:pPr>
+        <w:pStyle w:val="SourceCode"/>
+      </w:pPr>
+      <w:r>
+        <w:rPr>
+          <w:rStyle w:val="KeywordTok"/>
+        </w:rPr>
+        <w:t xml:space="preserve">def</w:t>
+      </w:r>
+      <w:r>
+        <w:rPr>
+          <w:rStyle w:val="NormalTok"/>
+        </w:rPr>
+        <w:t xml:space="preserve"> hello() </w:t>
+      </w:r>
+      <w:r>
+        <w:rPr>
+          <w:rStyle w:val="OperatorTok"/>
+        </w:rPr>
+        <w:t xml:space="preserve">-&gt;</w:t>
+      </w:r>
+      <w:r>
+        <w:rPr>
+          <w:rStyle w:val="NormalTok"/>
+        </w:rPr>
+        <w:t xml:space="preserve"> </w:t>
+      </w:r>
+      <w:r>
+        <w:rPr>
+          <w:rStyle w:val="BuiltInTok"/>
+        </w:rPr>
+        <w:t xml:space="preserve">str</w:t>
+      </w:r>
+      <w:r>
+        <w:rPr>
+          <w:rStyle w:val="NormalTok"/>
+        </w:rPr>
+        <w:t xml:space="preserve">:</w:t>
+      </w:r>
+      <w:r>
+        <w:br/>
+      </w:r>
+      <w:r>
+        <w:rPr>
+          <w:rStyle w:val="NormalTok"/>
+        </w:rPr>
+        <w:t xml:space="preserve">    </w:t>
+      </w:r>
+      <w:r>
+        <w:rPr>
+          <w:rStyle w:val="ControlFlowTok"/>
+        </w:rPr>
+        <w:t xml:space="preserve">return</w:t>
+      </w:r>
+      <w:r>
+        <w:rPr>
+          <w:rStyle w:val="NormalTok"/>
+        </w:rPr>
+        <w:t xml:space="preserve"> </w:t>
+      </w:r>
+      <w:r>
+        <w:rPr>
+          <w:rStyle w:val="StringTok"/>
+        </w:rPr>
+        <w:t xml:space="preserve">"Hello from example-lib!"</w:t>
       </w:r>
     </w:p>
     <w:p>
@@ -1354,8 +1980,8 @@
         <w:t xml:space="preserve">Hello from example-lib!</w:t>
       </w:r>
     </w:p>
-    <w:bookmarkEnd w:id="12"/>
-    <w:bookmarkStart w:id="15" w:name="projects-with-extension-modules"/>
+    <w:bookmarkEnd w:id="13"/>
+    <w:bookmarkStart w:id="16" w:name="projects-with-extension-modules"/>
     <w:p>
       <w:pPr>
         <w:pStyle w:val="Heading2"/>
@@ -1369,16 +1995,7 @@
         <w:pStyle w:val="FirstParagraph"/>
       </w:pPr>
       <w:r>
-        <w:t xml:space="preserve">Most Python projects are</w:t>
-      </w:r>
-      <w:r>
-        <w:t xml:space="preserve"> </w:t>
-      </w:r>
-      <w:r>
-        <w:t xml:space="preserve">“pure Python”</w:t>
-      </w:r>
-      <w:r>
-        <w:t xml:space="preserve">, meaning they do not define modules in other languages like</w:t>
+        <w:t xml:space="preserve">Most Python projects are "pure Python", meaning they do not define modules in other languages like</w:t>
       </w:r>
       <w:r>
         <w:t xml:space="preserve"> </w:t>
@@ -1415,7 +2032,7 @@
           <w:numId w:val="1001"/>
         </w:numPr>
       </w:pPr>
-      <w:hyperlink r:id="rId13">
+      <w:hyperlink r:id="rId14">
         <w:r>
           <w:rPr>
             <w:rStyle w:val="VerbatimChar"/>
@@ -1438,7 +2055,7 @@
           <w:numId w:val="1001"/>
         </w:numPr>
       </w:pPr>
-      <w:hyperlink r:id="rId14">
+      <w:hyperlink r:id="rId15">
         <w:r>
           <w:rPr>
             <w:rStyle w:val="VerbatimChar"/>
@@ -1686,39 +2303,477 @@
     </w:p>
     <w:p>
       <w:pPr>
+        <w:pStyle w:val="SourceCode"/>
+      </w:pPr>
+      <w:r>
+        <w:rPr>
+          <w:rStyle w:val="KeywordTok"/>
+        </w:rPr>
+        <w:t xml:space="preserve">use</w:t>
+      </w:r>
+      <w:r>
+        <w:rPr>
+          <w:rStyle w:val="NormalTok"/>
+        </w:rPr>
+        <w:t xml:space="preserve"> </w:t>
+      </w:r>
+      <w:r>
+        <w:rPr>
+          <w:rStyle w:val="PreprocessorTok"/>
+        </w:rPr>
+        <w:t xml:space="preserve">pyo3::prelude::</w:t>
+      </w:r>
+      <w:r>
+        <w:rPr>
+          <w:rStyle w:val="OperatorTok"/>
+        </w:rPr>
+        <w:t xml:space="preserve">*;</w:t>
+      </w:r>
+      <w:r>
+        <w:br/>
+      </w:r>
+      <w:r>
+        <w:br/>
+      </w:r>
+      <w:r>
+        <w:rPr>
+          <w:rStyle w:val="AttributeTok"/>
+        </w:rPr>
+        <w:t xml:space="preserve">#[</w:t>
+      </w:r>
+      <w:r>
+        <w:rPr>
+          <w:rStyle w:val="NormalTok"/>
+        </w:rPr>
+        <w:t xml:space="preserve">pymodule</w:t>
+      </w:r>
+      <w:r>
+        <w:rPr>
+          <w:rStyle w:val="AttributeTok"/>
+        </w:rPr>
+        <w:t xml:space="preserve">]</w:t>
+      </w:r>
+      <w:r>
+        <w:br/>
+      </w:r>
+      <w:r>
+        <w:rPr>
+          <w:rStyle w:val="KeywordTok"/>
+        </w:rPr>
+        <w:t xml:space="preserve">mod</w:t>
+      </w:r>
+      <w:r>
+        <w:rPr>
+          <w:rStyle w:val="NormalTok"/>
+        </w:rPr>
+        <w:t xml:space="preserve"> _core </w:t>
+      </w:r>
+      <w:r>
+        <w:rPr>
+          <w:rStyle w:val="OperatorTok"/>
+        </w:rPr>
+        <w:t xml:space="preserve">{</w:t>
+      </w:r>
+      <w:r>
+        <w:br/>
+      </w:r>
+      <w:r>
+        <w:rPr>
+          <w:rStyle w:val="NormalTok"/>
+        </w:rPr>
+        <w:t xml:space="preserve">    </w:t>
+      </w:r>
+      <w:r>
+        <w:rPr>
+          <w:rStyle w:val="KeywordTok"/>
+        </w:rPr>
+        <w:t xml:space="preserve">use</w:t>
+      </w:r>
+      <w:r>
+        <w:rPr>
+          <w:rStyle w:val="NormalTok"/>
+        </w:rPr>
+        <w:t xml:space="preserve"> </w:t>
+      </w:r>
+      <w:r>
+        <w:rPr>
+          <w:rStyle w:val="PreprocessorTok"/>
+        </w:rPr>
+        <w:t xml:space="preserve">pyo3::prelude::</w:t>
+      </w:r>
+      <w:r>
+        <w:rPr>
+          <w:rStyle w:val="OperatorTok"/>
+        </w:rPr>
+        <w:t xml:space="preserve">*;</w:t>
+      </w:r>
+      <w:r>
+        <w:br/>
+      </w:r>
+      <w:r>
+        <w:br/>
+      </w:r>
+      <w:r>
+        <w:rPr>
+          <w:rStyle w:val="NormalTok"/>
+        </w:rPr>
+        <w:t xml:space="preserve">    </w:t>
+      </w:r>
+      <w:r>
+        <w:rPr>
+          <w:rStyle w:val="AttributeTok"/>
+        </w:rPr>
+        <w:t xml:space="preserve">#[</w:t>
+      </w:r>
+      <w:r>
+        <w:rPr>
+          <w:rStyle w:val="NormalTok"/>
+        </w:rPr>
+        <w:t xml:space="preserve">pyfunction</w:t>
+      </w:r>
+      <w:r>
+        <w:rPr>
+          <w:rStyle w:val="AttributeTok"/>
+        </w:rPr>
+        <w:t xml:space="preserve">]</w:t>
+      </w:r>
+      <w:r>
+        <w:br/>
+      </w:r>
+      <w:r>
+        <w:rPr>
+          <w:rStyle w:val="NormalTok"/>
+        </w:rPr>
+        <w:t xml:space="preserve">    </w:t>
+      </w:r>
+      <w:r>
+        <w:rPr>
+          <w:rStyle w:val="KeywordTok"/>
+        </w:rPr>
+        <w:t xml:space="preserve">fn</w:t>
+      </w:r>
+      <w:r>
+        <w:rPr>
+          <w:rStyle w:val="NormalTok"/>
+        </w:rPr>
+        <w:t xml:space="preserve"> hello_from_bin() </w:t>
+      </w:r>
+      <w:r>
+        <w:rPr>
+          <w:rStyle w:val="OperatorTok"/>
+        </w:rPr>
+        <w:t xml:space="preserve">-&gt;</w:t>
+      </w:r>
+      <w:r>
+        <w:rPr>
+          <w:rStyle w:val="NormalTok"/>
+        </w:rPr>
+        <w:t xml:space="preserve"> </w:t>
+      </w:r>
+      <w:r>
+        <w:rPr>
+          <w:rStyle w:val="DataTypeTok"/>
+        </w:rPr>
+        <w:t xml:space="preserve">String</w:t>
+      </w:r>
+      <w:r>
+        <w:rPr>
+          <w:rStyle w:val="NormalTok"/>
+        </w:rPr>
+        <w:t xml:space="preserve"> </w:t>
+      </w:r>
+      <w:r>
+        <w:rPr>
+          <w:rStyle w:val="OperatorTok"/>
+        </w:rPr>
+        <w:t xml:space="preserve">{</w:t>
+      </w:r>
+      <w:r>
+        <w:br/>
+      </w:r>
+      <w:r>
+        <w:rPr>
+          <w:rStyle w:val="NormalTok"/>
+        </w:rPr>
+        <w:t xml:space="preserve">        </w:t>
+      </w:r>
+      <w:r>
+        <w:rPr>
+          <w:rStyle w:val="StringTok"/>
+        </w:rPr>
+        <w:t xml:space="preserve">"Hello from example-ext!"</w:t>
+      </w:r>
+      <w:r>
+        <w:rPr>
+          <w:rStyle w:val="OperatorTok"/>
+        </w:rPr>
+        <w:t xml:space="preserve">.</w:t>
+      </w:r>
+      <w:r>
+        <w:rPr>
+          <w:rStyle w:val="NormalTok"/>
+        </w:rPr>
+        <w:t xml:space="preserve">to_string()</w:t>
+      </w:r>
+      <w:r>
+        <w:br/>
+      </w:r>
+      <w:r>
+        <w:rPr>
+          <w:rStyle w:val="NormalTok"/>
+        </w:rPr>
+        <w:t xml:space="preserve">    </w:t>
+      </w:r>
+      <w:r>
+        <w:rPr>
+          <w:rStyle w:val="OperatorTok"/>
+        </w:rPr>
+        <w:t xml:space="preserve">}</w:t>
+      </w:r>
+      <w:r>
+        <w:br/>
+      </w:r>
+      <w:r>
+        <w:rPr>
+          <w:rStyle w:val="OperatorTok"/>
+        </w:rPr>
+        <w:t xml:space="preserve">}</w:t>
+      </w:r>
+    </w:p>
+    <w:p>
+      <w:pPr>
+        <w:pStyle w:val="FirstParagraph"/>
+      </w:pPr>
+      <w:r>
+        <w:t xml:space="preserve">And the Python module imports it:</w:t>
+      </w:r>
+    </w:p>
+    <w:p>
+      <w:pPr>
+        <w:pStyle w:val="SourceCode"/>
+      </w:pPr>
+      <w:r>
+        <w:rPr>
+          <w:rStyle w:val="ImportTok"/>
+        </w:rPr>
+        <w:t xml:space="preserve">from</w:t>
+      </w:r>
+      <w:r>
+        <w:rPr>
+          <w:rStyle w:val="NormalTok"/>
+        </w:rPr>
+        <w:t xml:space="preserve"> example_ext._core </w:t>
+      </w:r>
+      <w:r>
+        <w:rPr>
+          <w:rStyle w:val="ImportTok"/>
+        </w:rPr>
+        <w:t xml:space="preserve">import</w:t>
+      </w:r>
+      <w:r>
+        <w:rPr>
+          <w:rStyle w:val="NormalTok"/>
+        </w:rPr>
+        <w:t xml:space="preserve"> hello_from_bin</w:t>
+      </w:r>
+      <w:r>
+        <w:br/>
+      </w:r>
+      <w:r>
+        <w:br/>
+      </w:r>
+      <w:r>
+        <w:br/>
+      </w:r>
+      <w:r>
+        <w:rPr>
+          <w:rStyle w:val="KeywordTok"/>
+        </w:rPr>
+        <w:t xml:space="preserve">def</w:t>
+      </w:r>
+      <w:r>
+        <w:rPr>
+          <w:rStyle w:val="NormalTok"/>
+        </w:rPr>
+        <w:t xml:space="preserve"> main() </w:t>
+      </w:r>
+      <w:r>
+        <w:rPr>
+          <w:rStyle w:val="OperatorTok"/>
+        </w:rPr>
+        <w:t xml:space="preserve">-&gt;</w:t>
+      </w:r>
+      <w:r>
+        <w:rPr>
+          <w:rStyle w:val="NormalTok"/>
+        </w:rPr>
+        <w:t xml:space="preserve"> </w:t>
+      </w:r>
+      <w:r>
+        <w:rPr>
+          <w:rStyle w:val="VariableTok"/>
+        </w:rPr>
+        <w:t xml:space="preserve">None</w:t>
+      </w:r>
+      <w:r>
+        <w:rPr>
+          <w:rStyle w:val="NormalTok"/>
+        </w:rPr>
+        <w:t xml:space="preserve">:</w:t>
+      </w:r>
+      <w:r>
+        <w:br/>
+      </w:r>
+      <w:r>
+        <w:rPr>
+          <w:rStyle w:val="NormalTok"/>
+        </w:rPr>
+        <w:t xml:space="preserve">    </w:t>
+      </w:r>
+      <w:r>
+        <w:rPr>
+          <w:rStyle w:val="BuiltInTok"/>
+        </w:rPr>
+        <w:t xml:space="preserve">print</w:t>
+      </w:r>
+      <w:r>
+        <w:rPr>
+          <w:rStyle w:val="NormalTok"/>
+        </w:rPr>
+        <w:t xml:space="preserve">(hello_from_bin())</w:t>
+      </w:r>
+    </w:p>
+    <w:p>
+      <w:pPr>
+        <w:pStyle w:val="FirstParagraph"/>
+      </w:pPr>
+      <w:r>
+        <w:t xml:space="preserve">The command can be executed with</w:t>
+      </w:r>
+      <w:r>
+        <w:t xml:space="preserve"> </w:t>
+      </w:r>
+      <w:r>
+        <w:rPr>
+          <w:rStyle w:val="VerbatimChar"/>
+        </w:rPr>
+        <w:t xml:space="preserve">uv run</w:t>
+      </w:r>
+      <w:r>
+        <w:t xml:space="preserve">:</w:t>
+      </w:r>
+    </w:p>
+    <w:p>
+      <w:pPr>
+        <w:pStyle w:val="SourceCode"/>
+      </w:pPr>
+      <w:r>
+        <w:rPr>
+          <w:rStyle w:val="VerbatimChar"/>
+        </w:rPr>
+        <w:t xml:space="preserve">$ cd example-ext</w:t>
+      </w:r>
+      <w:r>
+        <w:br/>
+      </w:r>
+      <w:r>
+        <w:rPr>
+          <w:rStyle w:val="VerbatimChar"/>
+        </w:rPr>
+        <w:t xml:space="preserve">$ uv run example-ext</w:t>
+      </w:r>
+      <w:r>
+        <w:br/>
+      </w:r>
+      <w:r>
+        <w:rPr>
+          <w:rStyle w:val="VerbatimChar"/>
+        </w:rPr>
+        <w:t xml:space="preserve">Hello from example-ext!</w:t>
+      </w:r>
+    </w:p>
+    <w:p>
+      <w:pPr>
+        <w:pStyle w:val="FirstParagraph"/>
+      </w:pPr>
+      <w:r>
+        <w:t xml:space="preserve">!!! important</w:t>
+      </w:r>
+    </w:p>
+    <w:p>
+      <w:pPr>
+        <w:pStyle w:val="SourceCode"/>
+      </w:pPr>
+      <w:r>
+        <w:rPr>
+          <w:rStyle w:val="VerbatimChar"/>
+        </w:rPr>
+        <w:t xml:space="preserve">When creating a project with maturin or scikit-build-core, uv configures [`tool.uv.cache-keys`](../../reference/settings.md#cache-keys)</w:t>
+      </w:r>
+      <w:r>
+        <w:br/>
+      </w:r>
+      <w:r>
+        <w:rPr>
+          <w:rStyle w:val="VerbatimChar"/>
+        </w:rPr>
+        <w:t xml:space="preserve">to include common source file types. To force a rebuild, e.g. when changing files outside</w:t>
+      </w:r>
+      <w:r>
+        <w:br/>
+      </w:r>
+      <w:r>
+        <w:rPr>
+          <w:rStyle w:val="VerbatimChar"/>
+        </w:rPr>
+        <w:t xml:space="preserve">`cache-keys` or when not using `cache-keys`, use `--reinstall`.</w:t>
+      </w:r>
+    </w:p>
+    <w:bookmarkEnd w:id="16"/>
+    <w:bookmarkStart w:id="18" w:name="Xbb929aeef93d99fe344527093830e7b069be95d"/>
+    <w:p>
+      <w:pPr>
+        <w:pStyle w:val="Heading2"/>
+      </w:pPr>
+      <w:r>
+        <w:t xml:space="preserve">Creating a project without a build system</w:t>
+      </w:r>
+    </w:p>
+    <w:p>
+      <w:pPr>
+        <w:pStyle w:val="FirstParagraph"/>
+      </w:pPr>
+      <w:r>
+        <w:t xml:space="preserve">While defining a build system generally provides a better experience, there are some cases in which</w:t>
+      </w:r>
+      <w:r>
+        <w:t xml:space="preserve"> </w:t>
+      </w:r>
+      <w:r>
+        <w:t xml:space="preserve">it can be easier to omit it and define your Python modules directly in the top-level directory.</w:t>
+      </w:r>
+    </w:p>
+    <w:p>
+      <w:pPr>
         <w:pStyle w:val="BodyText"/>
       </w:pPr>
       <w:r>
-        <w:t xml:space="preserve">```rust title=</w:t>
-      </w:r>
-      <w:r>
-        <w:t xml:space="preserve">“src/lib.rs”</w:t>
-      </w:r>
-      <w:r>
-        <w:t xml:space="preserve"> </w:t>
-      </w:r>
-      <w:r>
-        <w:t xml:space="preserve">use pyo3::prelude::*;</w:t>
-      </w:r>
-    </w:p>
-    <w:p>
-      <w:pPr>
-        <w:pStyle w:val="BodyText"/>
-      </w:pPr>
-      <w:r>
-        <w:t xml:space="preserve">#[pymodule]</w:t>
-      </w:r>
-      <w:r>
-        <w:t xml:space="preserve"> </w:t>
-      </w:r>
-      <w:r>
-        <w:t xml:space="preserve">mod _core {</w:t>
-      </w:r>
-      <w:r>
-        <w:t xml:space="preserve"> </w:t>
-      </w:r>
-      <w:r>
-        <w:t xml:space="preserve">use pyo3::prelude::*;</w:t>
+        <w:t xml:space="preserve">Use the</w:t>
+      </w:r>
+      <w:r>
+        <w:t xml:space="preserve"> </w:t>
+      </w:r>
+      <w:r>
+        <w:rPr>
+          <w:rStyle w:val="VerbatimChar"/>
+        </w:rPr>
+        <w:t xml:space="preserve">--no-package</w:t>
+      </w:r>
+      <w:r>
+        <w:t xml:space="preserve"> </w:t>
+      </w:r>
+      <w:r>
+        <w:t xml:space="preserve">flag to disable using a build system:</w:t>
       </w:r>
     </w:p>
     <w:p>
@@ -1729,34 +2784,7 @@
         <w:rPr>
           <w:rStyle w:val="VerbatimChar"/>
         </w:rPr>
-        <w:t xml:space="preserve">#[pyfunction]</w:t>
-      </w:r>
-      <w:r>
-        <w:br/>
-      </w:r>
-      <w:r>
-        <w:rPr>
-          <w:rStyle w:val="VerbatimChar"/>
-        </w:rPr>
-        <w:t xml:space="preserve">fn hello_from_bin() -&gt; String {</w:t>
-      </w:r>
-      <w:r>
-        <w:br/>
-      </w:r>
-      <w:r>
-        <w:rPr>
-          <w:rStyle w:val="VerbatimChar"/>
-        </w:rPr>
-        <w:t xml:space="preserve">    "Hello from example-ext!".to_string()</w:t>
-      </w:r>
-      <w:r>
-        <w:br/>
-      </w:r>
-      <w:r>
-        <w:rPr>
-          <w:rStyle w:val="VerbatimChar"/>
-        </w:rPr>
-        <w:t xml:space="preserve">}</w:t>
+        <w:t xml:space="preserve">$ uv init --no-package example-app</w:t>
       </w:r>
     </w:p>
     <w:p>
@@ -1764,7 +2792,43 @@
         <w:pStyle w:val="FirstParagraph"/>
       </w:pPr>
       <w:r>
-        <w:t xml:space="preserve">}</w:t>
+        <w:t xml:space="preserve">The project includes a</w:t>
+      </w:r>
+      <w:r>
+        <w:t xml:space="preserve"> </w:t>
+      </w:r>
+      <w:r>
+        <w:rPr>
+          <w:rStyle w:val="VerbatimChar"/>
+        </w:rPr>
+        <w:t xml:space="preserve">pyproject.toml</w:t>
+      </w:r>
+      <w:r>
+        <w:t xml:space="preserve">, a sample file (</w:t>
+      </w:r>
+      <w:r>
+        <w:rPr>
+          <w:rStyle w:val="VerbatimChar"/>
+        </w:rPr>
+        <w:t xml:space="preserve">main.py</w:t>
+      </w:r>
+      <w:r>
+        <w:t xml:space="preserve">), a readme, and a Python version</w:t>
+      </w:r>
+      <w:r>
+        <w:t xml:space="preserve"> </w:t>
+      </w:r>
+      <w:r>
+        <w:t xml:space="preserve">pin file (</w:t>
+      </w:r>
+      <w:r>
+        <w:rPr>
+          <w:rStyle w:val="VerbatimChar"/>
+        </w:rPr>
+        <w:t xml:space="preserve">.python-version</w:t>
+      </w:r>
+      <w:r>
+        <w:t xml:space="preserve">).</w:t>
       </w:r>
     </w:p>
     <w:p>
@@ -1772,58 +2836,55 @@
         <w:pStyle w:val="SourceCode"/>
       </w:pPr>
       <w:r>
-        <w:br/>
-      </w:r>
-      <w:r>
-        <w:rPr>
-          <w:rStyle w:val="VerbatimChar"/>
-        </w:rPr>
-        <w:t xml:space="preserve">And the Python module imports it:</w:t>
-      </w:r>
-      <w:r>
-        <w:br/>
-      </w:r>
-      <w:r>
-        <w:br/>
-      </w:r>
-      <w:r>
-        <w:rPr>
-          <w:rStyle w:val="VerbatimChar"/>
-        </w:rPr>
-        <w:t xml:space="preserve">```python title="src/example_ext/__init__.py"</w:t>
-      </w:r>
-      <w:r>
-        <w:br/>
-      </w:r>
-      <w:r>
-        <w:rPr>
-          <w:rStyle w:val="VerbatimChar"/>
-        </w:rPr>
-        <w:t xml:space="preserve">from example_ext._core import hello_from_bin</w:t>
-      </w:r>
-      <w:r>
-        <w:br/>
-      </w:r>
-      <w:r>
-        <w:br/>
-      </w:r>
-      <w:r>
-        <w:br/>
-      </w:r>
-      <w:r>
-        <w:rPr>
-          <w:rStyle w:val="VerbatimChar"/>
-        </w:rPr>
-        <w:t xml:space="preserve">def main() -&gt; None:</w:t>
-      </w:r>
-      <w:r>
-        <w:br/>
-      </w:r>
-      <w:r>
-        <w:rPr>
-          <w:rStyle w:val="VerbatimChar"/>
-        </w:rPr>
-        <w:t xml:space="preserve">    print(hello_from_bin())</w:t>
+        <w:rPr>
+          <w:rStyle w:val="VerbatimChar"/>
+        </w:rPr>
+        <w:t xml:space="preserve">$ tree example-app</w:t>
+      </w:r>
+      <w:r>
+        <w:br/>
+      </w:r>
+      <w:r>
+        <w:rPr>
+          <w:rStyle w:val="VerbatimChar"/>
+        </w:rPr>
+        <w:t xml:space="preserve">example-app/</w:t>
+      </w:r>
+      <w:r>
+        <w:br/>
+      </w:r>
+      <w:r>
+        <w:rPr>
+          <w:rStyle w:val="VerbatimChar"/>
+        </w:rPr>
+        <w:t xml:space="preserve">├── .python-version</w:t>
+      </w:r>
+      <w:r>
+        <w:br/>
+      </w:r>
+      <w:r>
+        <w:rPr>
+          <w:rStyle w:val="VerbatimChar"/>
+        </w:rPr>
+        <w:t xml:space="preserve">├── README.md</w:t>
+      </w:r>
+      <w:r>
+        <w:br/>
+      </w:r>
+      <w:r>
+        <w:rPr>
+          <w:rStyle w:val="VerbatimChar"/>
+        </w:rPr>
+        <w:t xml:space="preserve">├── main.py</w:t>
+      </w:r>
+      <w:r>
+        <w:br/>
+      </w:r>
+      <w:r>
+        <w:rPr>
+          <w:rStyle w:val="VerbatimChar"/>
+        </w:rPr>
+        <w:t xml:space="preserve">└── pyproject.toml</w:t>
       </w:r>
     </w:p>
     <w:p>
@@ -1831,151 +2892,7 @@
         <w:pStyle w:val="FirstParagraph"/>
       </w:pPr>
       <w:r>
-        <w:t xml:space="preserve">The command can be executed with</w:t>
-      </w:r>
-      <w:r>
-        <w:t xml:space="preserve"> </w:t>
-      </w:r>
-      <w:r>
-        <w:rPr>
-          <w:rStyle w:val="VerbatimChar"/>
-        </w:rPr>
-        <w:t xml:space="preserve">uv run</w:t>
-      </w:r>
-      <w:r>
-        <w:t xml:space="preserve">:</w:t>
-      </w:r>
-    </w:p>
-    <w:p>
-      <w:pPr>
-        <w:pStyle w:val="SourceCode"/>
-      </w:pPr>
-      <w:r>
-        <w:rPr>
-          <w:rStyle w:val="VerbatimChar"/>
-        </w:rPr>
-        <w:t xml:space="preserve">$ cd example-ext</w:t>
-      </w:r>
-      <w:r>
-        <w:br/>
-      </w:r>
-      <w:r>
-        <w:rPr>
-          <w:rStyle w:val="VerbatimChar"/>
-        </w:rPr>
-        <w:t xml:space="preserve">$ uv run example-ext</w:t>
-      </w:r>
-      <w:r>
-        <w:br/>
-      </w:r>
-      <w:r>
-        <w:rPr>
-          <w:rStyle w:val="VerbatimChar"/>
-        </w:rPr>
-        <w:t xml:space="preserve">Hello from example-ext!</w:t>
-      </w:r>
-    </w:p>
-    <w:p>
-      <w:pPr>
-        <w:pStyle w:val="FirstParagraph"/>
-      </w:pPr>
-      <w:r>
-        <w:t xml:space="preserve">!!! important</w:t>
-      </w:r>
-    </w:p>
-    <w:p>
-      <w:pPr>
-        <w:pStyle w:val="SourceCode"/>
-      </w:pPr>
-      <w:r>
-        <w:rPr>
-          <w:rStyle w:val="VerbatimChar"/>
-        </w:rPr>
-        <w:t xml:space="preserve">When creating a project with maturin or scikit-build-core, uv configures [`tool.uv.cache-keys`](../../reference/settings.md#cache-keys)</w:t>
-      </w:r>
-      <w:r>
-        <w:br/>
-      </w:r>
-      <w:r>
-        <w:rPr>
-          <w:rStyle w:val="VerbatimChar"/>
-        </w:rPr>
-        <w:t xml:space="preserve">to include common source file types. To force a rebuild, e.g. when changing files outside</w:t>
-      </w:r>
-      <w:r>
-        <w:br/>
-      </w:r>
-      <w:r>
-        <w:rPr>
-          <w:rStyle w:val="VerbatimChar"/>
-        </w:rPr>
-        <w:t xml:space="preserve">`cache-keys` or when not using `cache-keys`, use `--reinstall`.</w:t>
-      </w:r>
-    </w:p>
-    <w:bookmarkEnd w:id="15"/>
-    <w:bookmarkStart w:id="17" w:name="Xbb929aeef93d99fe344527093830e7b069be95d"/>
-    <w:p>
-      <w:pPr>
-        <w:pStyle w:val="Heading2"/>
-      </w:pPr>
-      <w:r>
-        <w:t xml:space="preserve">Creating a project without a build system</w:t>
-      </w:r>
-    </w:p>
-    <w:p>
-      <w:pPr>
-        <w:pStyle w:val="FirstParagraph"/>
-      </w:pPr>
-      <w:r>
-        <w:t xml:space="preserve">While defining a build system generally provides a better experience, there are some cases in which</w:t>
-      </w:r>
-      <w:r>
-        <w:t xml:space="preserve"> </w:t>
-      </w:r>
-      <w:r>
-        <w:t xml:space="preserve">it can be easier to omit it and define your Python modules directly in the top-level directory.</w:t>
-      </w:r>
-    </w:p>
-    <w:p>
-      <w:pPr>
-        <w:pStyle w:val="BodyText"/>
-      </w:pPr>
-      <w:r>
-        <w:t xml:space="preserve">Use the</w:t>
-      </w:r>
-      <w:r>
-        <w:t xml:space="preserve"> </w:t>
-      </w:r>
-      <w:r>
-        <w:rPr>
-          <w:rStyle w:val="VerbatimChar"/>
-        </w:rPr>
-        <w:t xml:space="preserve">--no-package</w:t>
-      </w:r>
-      <w:r>
-        <w:t xml:space="preserve"> </w:t>
-      </w:r>
-      <w:r>
-        <w:t xml:space="preserve">flag to disable using a build system:</w:t>
-      </w:r>
-    </w:p>
-    <w:p>
-      <w:pPr>
-        <w:pStyle w:val="SourceCode"/>
-      </w:pPr>
-      <w:r>
-        <w:rPr>
-          <w:rStyle w:val="VerbatimChar"/>
-        </w:rPr>
-        <w:t xml:space="preserve">$ uv init --no-package example-app</w:t>
-      </w:r>
-    </w:p>
-    <w:p>
-      <w:pPr>
-        <w:pStyle w:val="FirstParagraph"/>
-      </w:pPr>
-      <w:r>
-        <w:t xml:space="preserve">The project includes a</w:t>
+        <w:t xml:space="preserve">The</w:t>
       </w:r>
       <w:r>
         <w:t xml:space="preserve"> </w:t>
@@ -1987,106 +2904,6 @@
         <w:t xml:space="preserve">pyproject.toml</w:t>
       </w:r>
       <w:r>
-        <w:t xml:space="preserve">, a sample file (</w:t>
-      </w:r>
-      <w:r>
-        <w:rPr>
-          <w:rStyle w:val="VerbatimChar"/>
-        </w:rPr>
-        <w:t xml:space="preserve">main.py</w:t>
-      </w:r>
-      <w:r>
-        <w:t xml:space="preserve">), a readme, and a Python version</w:t>
-      </w:r>
-      <w:r>
-        <w:t xml:space="preserve"> </w:t>
-      </w:r>
-      <w:r>
-        <w:t xml:space="preserve">pin file (</w:t>
-      </w:r>
-      <w:r>
-        <w:rPr>
-          <w:rStyle w:val="VerbatimChar"/>
-        </w:rPr>
-        <w:t xml:space="preserve">.python-version</w:t>
-      </w:r>
-      <w:r>
-        <w:t xml:space="preserve">).</w:t>
-      </w:r>
-    </w:p>
-    <w:p>
-      <w:pPr>
-        <w:pStyle w:val="SourceCode"/>
-      </w:pPr>
-      <w:r>
-        <w:rPr>
-          <w:rStyle w:val="VerbatimChar"/>
-        </w:rPr>
-        <w:t xml:space="preserve">$ tree example-app</w:t>
-      </w:r>
-      <w:r>
-        <w:br/>
-      </w:r>
-      <w:r>
-        <w:rPr>
-          <w:rStyle w:val="VerbatimChar"/>
-        </w:rPr>
-        <w:t xml:space="preserve">example-app/</w:t>
-      </w:r>
-      <w:r>
-        <w:br/>
-      </w:r>
-      <w:r>
-        <w:rPr>
-          <w:rStyle w:val="VerbatimChar"/>
-        </w:rPr>
-        <w:t xml:space="preserve">├── .python-version</w:t>
-      </w:r>
-      <w:r>
-        <w:br/>
-      </w:r>
-      <w:r>
-        <w:rPr>
-          <w:rStyle w:val="VerbatimChar"/>
-        </w:rPr>
-        <w:t xml:space="preserve">├── README.md</w:t>
-      </w:r>
-      <w:r>
-        <w:br/>
-      </w:r>
-      <w:r>
-        <w:rPr>
-          <w:rStyle w:val="VerbatimChar"/>
-        </w:rPr>
-        <w:t xml:space="preserve">├── main.py</w:t>
-      </w:r>
-      <w:r>
-        <w:br/>
-      </w:r>
-      <w:r>
-        <w:rPr>
-          <w:rStyle w:val="VerbatimChar"/>
-        </w:rPr>
-        <w:t xml:space="preserve">└── pyproject.toml</w:t>
-      </w:r>
-    </w:p>
-    <w:p>
-      <w:pPr>
-        <w:pStyle w:val="FirstParagraph"/>
-      </w:pPr>
-      <w:r>
-        <w:t xml:space="preserve">The</w:t>
-      </w:r>
-      <w:r>
-        <w:t xml:space="preserve"> </w:t>
-      </w:r>
-      <w:r>
-        <w:rPr>
-          <w:rStyle w:val="VerbatimChar"/>
-        </w:rPr>
-        <w:t xml:space="preserve">pyproject.toml</w:t>
-      </w:r>
-      <w:r>
         <w:t xml:space="preserve"> </w:t>
       </w:r>
       <w:r>
@@ -2095,7 +2912,7 @@
       <w:r>
         <w:t xml:space="preserve"> </w:t>
       </w:r>
-      <w:hyperlink r:id="rId16">
+      <w:hyperlink r:id="rId17">
         <w:r>
           <w:rPr>
             <w:rStyle w:val="Hyperlink"/>
@@ -2109,114 +2926,782 @@
     </w:p>
     <w:p>
       <w:pPr>
+        <w:pStyle w:val="SourceCode"/>
+      </w:pPr>
+      <w:r>
+        <w:rPr>
+          <w:rStyle w:val="KeywordTok"/>
+        </w:rPr>
+        <w:t xml:space="preserve">[project]</w:t>
+      </w:r>
+      <w:r>
+        <w:br/>
+      </w:r>
+      <w:r>
+        <w:rPr>
+          <w:rStyle w:val="DataTypeTok"/>
+        </w:rPr>
+        <w:t xml:space="preserve">name</w:t>
+      </w:r>
+      <w:r>
+        <w:rPr>
+          <w:rStyle w:val="NormalTok"/>
+        </w:rPr>
+        <w:t xml:space="preserve"> </w:t>
+      </w:r>
+      <w:r>
+        <w:rPr>
+          <w:rStyle w:val="OperatorTok"/>
+        </w:rPr>
+        <w:t xml:space="preserve">=</w:t>
+      </w:r>
+      <w:r>
+        <w:rPr>
+          <w:rStyle w:val="NormalTok"/>
+        </w:rPr>
+        <w:t xml:space="preserve"> </w:t>
+      </w:r>
+      <w:r>
+        <w:rPr>
+          <w:rStyle w:val="StringTok"/>
+        </w:rPr>
+        <w:t xml:space="preserve">"example-app"</w:t>
+      </w:r>
+      <w:r>
+        <w:br/>
+      </w:r>
+      <w:r>
+        <w:rPr>
+          <w:rStyle w:val="DataTypeTok"/>
+        </w:rPr>
+        <w:t xml:space="preserve">version</w:t>
+      </w:r>
+      <w:r>
+        <w:rPr>
+          <w:rStyle w:val="NormalTok"/>
+        </w:rPr>
+        <w:t xml:space="preserve"> </w:t>
+      </w:r>
+      <w:r>
+        <w:rPr>
+          <w:rStyle w:val="OperatorTok"/>
+        </w:rPr>
+        <w:t xml:space="preserve">=</w:t>
+      </w:r>
+      <w:r>
+        <w:rPr>
+          <w:rStyle w:val="NormalTok"/>
+        </w:rPr>
+        <w:t xml:space="preserve"> </w:t>
+      </w:r>
+      <w:r>
+        <w:rPr>
+          <w:rStyle w:val="StringTok"/>
+        </w:rPr>
+        <w:t xml:space="preserve">"0.1.0"</w:t>
+      </w:r>
+      <w:r>
+        <w:br/>
+      </w:r>
+      <w:r>
+        <w:rPr>
+          <w:rStyle w:val="DataTypeTok"/>
+        </w:rPr>
+        <w:t xml:space="preserve">description</w:t>
+      </w:r>
+      <w:r>
+        <w:rPr>
+          <w:rStyle w:val="NormalTok"/>
+        </w:rPr>
+        <w:t xml:space="preserve"> </w:t>
+      </w:r>
+      <w:r>
+        <w:rPr>
+          <w:rStyle w:val="OperatorTok"/>
+        </w:rPr>
+        <w:t xml:space="preserve">=</w:t>
+      </w:r>
+      <w:r>
+        <w:rPr>
+          <w:rStyle w:val="NormalTok"/>
+        </w:rPr>
+        <w:t xml:space="preserve"> </w:t>
+      </w:r>
+      <w:r>
+        <w:rPr>
+          <w:rStyle w:val="StringTok"/>
+        </w:rPr>
+        <w:t xml:space="preserve">"Add your description here"</w:t>
+      </w:r>
+      <w:r>
+        <w:br/>
+      </w:r>
+      <w:r>
+        <w:rPr>
+          <w:rStyle w:val="DataTypeTok"/>
+        </w:rPr>
+        <w:t xml:space="preserve">readme</w:t>
+      </w:r>
+      <w:r>
+        <w:rPr>
+          <w:rStyle w:val="NormalTok"/>
+        </w:rPr>
+        <w:t xml:space="preserve"> </w:t>
+      </w:r>
+      <w:r>
+        <w:rPr>
+          <w:rStyle w:val="OperatorTok"/>
+        </w:rPr>
+        <w:t xml:space="preserve">=</w:t>
+      </w:r>
+      <w:r>
+        <w:rPr>
+          <w:rStyle w:val="NormalTok"/>
+        </w:rPr>
+        <w:t xml:space="preserve"> </w:t>
+      </w:r>
+      <w:r>
+        <w:rPr>
+          <w:rStyle w:val="StringTok"/>
+        </w:rPr>
+        <w:t xml:space="preserve">"README.md"</w:t>
+      </w:r>
+      <w:r>
+        <w:br/>
+      </w:r>
+      <w:r>
+        <w:rPr>
+          <w:rStyle w:val="DataTypeTok"/>
+        </w:rPr>
+        <w:t xml:space="preserve">requires-python</w:t>
+      </w:r>
+      <w:r>
+        <w:rPr>
+          <w:rStyle w:val="NormalTok"/>
+        </w:rPr>
+        <w:t xml:space="preserve"> </w:t>
+      </w:r>
+      <w:r>
+        <w:rPr>
+          <w:rStyle w:val="OperatorTok"/>
+        </w:rPr>
+        <w:t xml:space="preserve">=</w:t>
+      </w:r>
+      <w:r>
+        <w:rPr>
+          <w:rStyle w:val="NormalTok"/>
+        </w:rPr>
+        <w:t xml:space="preserve"> </w:t>
+      </w:r>
+      <w:r>
+        <w:rPr>
+          <w:rStyle w:val="StringTok"/>
+        </w:rPr>
+        <w:t xml:space="preserve">"&gt;=3.11"</w:t>
+      </w:r>
+      <w:r>
+        <w:br/>
+      </w:r>
+      <w:r>
+        <w:rPr>
+          <w:rStyle w:val="DataTypeTok"/>
+        </w:rPr>
+        <w:t xml:space="preserve">dependencies</w:t>
+      </w:r>
+      <w:r>
+        <w:rPr>
+          <w:rStyle w:val="NormalTok"/>
+        </w:rPr>
+        <w:t xml:space="preserve"> </w:t>
+      </w:r>
+      <w:r>
+        <w:rPr>
+          <w:rStyle w:val="OperatorTok"/>
+        </w:rPr>
+        <w:t xml:space="preserve">=</w:t>
+      </w:r>
+      <w:r>
+        <w:rPr>
+          <w:rStyle w:val="NormalTok"/>
+        </w:rPr>
+        <w:t xml:space="preserve"> </w:t>
+      </w:r>
+      <w:r>
+        <w:rPr>
+          <w:rStyle w:val="OperatorTok"/>
+        </w:rPr>
+        <w:t xml:space="preserve">[]</w:t>
+      </w:r>
+    </w:p>
+    <w:p>
+      <w:pPr>
+        <w:pStyle w:val="FirstParagraph"/>
+      </w:pPr>
+      <w:r>
+        <w:t xml:space="preserve">The sample file defines a</w:t>
+      </w:r>
+      <w:r>
+        <w:t xml:space="preserve"> </w:t>
+      </w:r>
+      <w:r>
+        <w:rPr>
+          <w:rStyle w:val="VerbatimChar"/>
+        </w:rPr>
+        <w:t xml:space="preserve">main</w:t>
+      </w:r>
+      <w:r>
+        <w:t xml:space="preserve"> </w:t>
+      </w:r>
+      <w:r>
+        <w:t xml:space="preserve">function with some standard boilerplate:</w:t>
+      </w:r>
+    </w:p>
+    <w:p>
+      <w:pPr>
+        <w:pStyle w:val="SourceCode"/>
+      </w:pPr>
+      <w:r>
+        <w:rPr>
+          <w:rStyle w:val="KeywordTok"/>
+        </w:rPr>
+        <w:t xml:space="preserve">def</w:t>
+      </w:r>
+      <w:r>
+        <w:rPr>
+          <w:rStyle w:val="NormalTok"/>
+        </w:rPr>
+        <w:t xml:space="preserve"> main():</w:t>
+      </w:r>
+      <w:r>
+        <w:br/>
+      </w:r>
+      <w:r>
+        <w:rPr>
+          <w:rStyle w:val="NormalTok"/>
+        </w:rPr>
+        <w:t xml:space="preserve">    </w:t>
+      </w:r>
+      <w:r>
+        <w:rPr>
+          <w:rStyle w:val="BuiltInTok"/>
+        </w:rPr>
+        <w:t xml:space="preserve">print</w:t>
+      </w:r>
+      <w:r>
+        <w:rPr>
+          <w:rStyle w:val="NormalTok"/>
+        </w:rPr>
+        <w:t xml:space="preserve">(</w:t>
+      </w:r>
+      <w:r>
+        <w:rPr>
+          <w:rStyle w:val="StringTok"/>
+        </w:rPr>
+        <w:t xml:space="preserve">"Hello from example-app!"</w:t>
+      </w:r>
+      <w:r>
+        <w:rPr>
+          <w:rStyle w:val="NormalTok"/>
+        </w:rPr>
+        <w:t xml:space="preserve">)</w:t>
+      </w:r>
+      <w:r>
+        <w:br/>
+      </w:r>
+      <w:r>
+        <w:br/>
+      </w:r>
+      <w:r>
+        <w:br/>
+      </w:r>
+      <w:r>
+        <w:rPr>
+          <w:rStyle w:val="ControlFlowTok"/>
+        </w:rPr>
+        <w:t xml:space="preserve">if</w:t>
+      </w:r>
+      <w:r>
+        <w:rPr>
+          <w:rStyle w:val="NormalTok"/>
+        </w:rPr>
+        <w:t xml:space="preserve"> </w:t>
+      </w:r>
+      <w:r>
+        <w:rPr>
+          <w:rStyle w:val="VariableTok"/>
+        </w:rPr>
+        <w:t xml:space="preserve">__name__</w:t>
+      </w:r>
+      <w:r>
+        <w:rPr>
+          <w:rStyle w:val="NormalTok"/>
+        </w:rPr>
+        <w:t xml:space="preserve"> </w:t>
+      </w:r>
+      <w:r>
+        <w:rPr>
+          <w:rStyle w:val="OperatorTok"/>
+        </w:rPr>
+        <w:t xml:space="preserve">==</w:t>
+      </w:r>
+      <w:r>
+        <w:rPr>
+          <w:rStyle w:val="NormalTok"/>
+        </w:rPr>
+        <w:t xml:space="preserve"> </w:t>
+      </w:r>
+      <w:r>
+        <w:rPr>
+          <w:rStyle w:val="StringTok"/>
+        </w:rPr>
+        <w:t xml:space="preserve">"__main__"</w:t>
+      </w:r>
+      <w:r>
+        <w:rPr>
+          <w:rStyle w:val="NormalTok"/>
+        </w:rPr>
+        <w:t xml:space="preserve">:</w:t>
+      </w:r>
+      <w:r>
+        <w:br/>
+      </w:r>
+      <w:r>
+        <w:rPr>
+          <w:rStyle w:val="NormalTok"/>
+        </w:rPr>
+        <w:t xml:space="preserve">    main()</w:t>
+      </w:r>
+    </w:p>
+    <w:p>
+      <w:pPr>
+        <w:pStyle w:val="FirstParagraph"/>
+      </w:pPr>
+      <w:r>
+        <w:t xml:space="preserve">Python files can be executed with</w:t>
+      </w:r>
+      <w:r>
+        <w:t xml:space="preserve"> </w:t>
+      </w:r>
+      <w:r>
+        <w:rPr>
+          <w:rStyle w:val="VerbatimChar"/>
+        </w:rPr>
+        <w:t xml:space="preserve">uv run</w:t>
+      </w:r>
+      <w:r>
+        <w:t xml:space="preserve">:</w:t>
+      </w:r>
+    </w:p>
+    <w:p>
+      <w:pPr>
+        <w:pStyle w:val="SourceCode"/>
+      </w:pPr>
+      <w:r>
+        <w:rPr>
+          <w:rStyle w:val="VerbatimChar"/>
+        </w:rPr>
+        <w:t xml:space="preserve">$ cd example-app</w:t>
+      </w:r>
+      <w:r>
+        <w:br/>
+      </w:r>
+      <w:r>
+        <w:rPr>
+          <w:rStyle w:val="VerbatimChar"/>
+        </w:rPr>
+        <w:t xml:space="preserve">$ uv run main.py</w:t>
+      </w:r>
+      <w:r>
+        <w:br/>
+      </w:r>
+      <w:r>
+        <w:rPr>
+          <w:rStyle w:val="VerbatimChar"/>
+        </w:rPr>
+        <w:t xml:space="preserve">Hello from example-app!</w:t>
+      </w:r>
+    </w:p>
+    <w:bookmarkEnd w:id="18"/>
+    <w:bookmarkStart w:id="19" w:name="creating-a-minimal-project"/>
+    <w:p>
+      <w:pPr>
+        <w:pStyle w:val="Heading2"/>
+      </w:pPr>
+      <w:r>
+        <w:t xml:space="preserve">Creating a minimal project</w:t>
+      </w:r>
+    </w:p>
+    <w:p>
+      <w:pPr>
+        <w:pStyle w:val="FirstParagraph"/>
+      </w:pPr>
+      <w:r>
+        <w:t xml:space="preserve">If you only want to create a</w:t>
+      </w:r>
+      <w:r>
+        <w:t xml:space="preserve"> </w:t>
+      </w:r>
+      <w:r>
+        <w:rPr>
+          <w:rStyle w:val="VerbatimChar"/>
+        </w:rPr>
+        <w:t xml:space="preserve">pyproject.toml</w:t>
+      </w:r>
+      <w:r>
+        <w:t xml:space="preserve">, use the</w:t>
+      </w:r>
+      <w:r>
+        <w:t xml:space="preserve"> </w:t>
+      </w:r>
+      <w:r>
+        <w:rPr>
+          <w:rStyle w:val="VerbatimChar"/>
+        </w:rPr>
+        <w:t xml:space="preserve">--bare</w:t>
+      </w:r>
+      <w:r>
+        <w:t xml:space="preserve"> </w:t>
+      </w:r>
+      <w:r>
+        <w:t xml:space="preserve">option:</w:t>
+      </w:r>
+    </w:p>
+    <w:p>
+      <w:pPr>
+        <w:pStyle w:val="SourceCode"/>
+      </w:pPr>
+      <w:r>
+        <w:rPr>
+          <w:rStyle w:val="VerbatimChar"/>
+        </w:rPr>
+        <w:t xml:space="preserve">$ uv init example-bare --bare</w:t>
+      </w:r>
+    </w:p>
+    <w:p>
+      <w:pPr>
+        <w:pStyle w:val="FirstParagraph"/>
+      </w:pPr>
+      <w:r>
+        <w:t xml:space="preserve">uv will skip creating a Python version pin file, a README, and any source directories or files.</w:t>
+      </w:r>
+      <w:r>
+        <w:t xml:space="preserve"> </w:t>
+      </w:r>
+      <w:r>
+        <w:t xml:space="preserve">Additionally, uv will not initialize a version control system (i.e.,</w:t>
+      </w:r>
+      <w:r>
+        <w:t xml:space="preserve"> </w:t>
+      </w:r>
+      <w:r>
+        <w:rPr>
+          <w:rStyle w:val="VerbatimChar"/>
+        </w:rPr>
+        <w:t xml:space="preserve">git</w:t>
+      </w:r>
+      <w:r>
+        <w:t xml:space="preserve">).</w:t>
+      </w:r>
+    </w:p>
+    <w:p>
+      <w:pPr>
+        <w:pStyle w:val="SourceCode"/>
+      </w:pPr>
+      <w:r>
+        <w:rPr>
+          <w:rStyle w:val="VerbatimChar"/>
+        </w:rPr>
+        <w:t xml:space="preserve">$ tree example-bare</w:t>
+      </w:r>
+      <w:r>
+        <w:br/>
+      </w:r>
+      <w:r>
+        <w:rPr>
+          <w:rStyle w:val="VerbatimChar"/>
+        </w:rPr>
+        <w:t xml:space="preserve">example-bare</w:t>
+      </w:r>
+      <w:r>
+        <w:br/>
+      </w:r>
+      <w:r>
+        <w:rPr>
+          <w:rStyle w:val="VerbatimChar"/>
+        </w:rPr>
+        <w:t xml:space="preserve">└── pyproject.toml</w:t>
+      </w:r>
+    </w:p>
+    <w:p>
+      <w:pPr>
+        <w:pStyle w:val="FirstParagraph"/>
+      </w:pPr>
+      <w:r>
+        <w:t xml:space="preserve">uv will also not add extra metadata to the</w:t>
+      </w:r>
+      <w:r>
+        <w:t xml:space="preserve"> </w:t>
+      </w:r>
+      <w:r>
+        <w:rPr>
+          <w:rStyle w:val="VerbatimChar"/>
+        </w:rPr>
+        <w:t xml:space="preserve">pyproject.toml</w:t>
+      </w:r>
+      <w:r>
+        <w:t xml:space="preserve">, such as the</w:t>
+      </w:r>
+      <w:r>
+        <w:t xml:space="preserve"> </w:t>
+      </w:r>
+      <w:r>
+        <w:rPr>
+          <w:rStyle w:val="VerbatimChar"/>
+        </w:rPr>
+        <w:t xml:space="preserve">description</w:t>
+      </w:r>
+      <w:r>
+        <w:t xml:space="preserve"> </w:t>
+      </w:r>
+      <w:r>
+        <w:t xml:space="preserve">or</w:t>
+      </w:r>
+      <w:r>
+        <w:t xml:space="preserve"> </w:t>
+      </w:r>
+      <w:r>
+        <w:rPr>
+          <w:rStyle w:val="VerbatimChar"/>
+        </w:rPr>
+        <w:t xml:space="preserve">authors</w:t>
+      </w:r>
+      <w:r>
+        <w:t xml:space="preserve">.</w:t>
+      </w:r>
+    </w:p>
+    <w:p>
+      <w:pPr>
+        <w:pStyle w:val="SourceCode"/>
+      </w:pPr>
+      <w:r>
+        <w:rPr>
+          <w:rStyle w:val="KeywordTok"/>
+        </w:rPr>
+        <w:t xml:space="preserve">[project]</w:t>
+      </w:r>
+      <w:r>
+        <w:br/>
+      </w:r>
+      <w:r>
+        <w:rPr>
+          <w:rStyle w:val="DataTypeTok"/>
+        </w:rPr>
+        <w:t xml:space="preserve">name</w:t>
+      </w:r>
+      <w:r>
+        <w:rPr>
+          <w:rStyle w:val="NormalTok"/>
+        </w:rPr>
+        <w:t xml:space="preserve"> </w:t>
+      </w:r>
+      <w:r>
+        <w:rPr>
+          <w:rStyle w:val="OperatorTok"/>
+        </w:rPr>
+        <w:t xml:space="preserve">=</w:t>
+      </w:r>
+      <w:r>
+        <w:rPr>
+          <w:rStyle w:val="NormalTok"/>
+        </w:rPr>
+        <w:t xml:space="preserve"> </w:t>
+      </w:r>
+      <w:r>
+        <w:rPr>
+          <w:rStyle w:val="StringTok"/>
+        </w:rPr>
+        <w:t xml:space="preserve">"example-bare"</w:t>
+      </w:r>
+      <w:r>
+        <w:br/>
+      </w:r>
+      <w:r>
+        <w:rPr>
+          <w:rStyle w:val="DataTypeTok"/>
+        </w:rPr>
+        <w:t xml:space="preserve">version</w:t>
+      </w:r>
+      <w:r>
+        <w:rPr>
+          <w:rStyle w:val="NormalTok"/>
+        </w:rPr>
+        <w:t xml:space="preserve"> </w:t>
+      </w:r>
+      <w:r>
+        <w:rPr>
+          <w:rStyle w:val="OperatorTok"/>
+        </w:rPr>
+        <w:t xml:space="preserve">=</w:t>
+      </w:r>
+      <w:r>
+        <w:rPr>
+          <w:rStyle w:val="NormalTok"/>
+        </w:rPr>
+        <w:t xml:space="preserve"> </w:t>
+      </w:r>
+      <w:r>
+        <w:rPr>
+          <w:rStyle w:val="StringTok"/>
+        </w:rPr>
+        <w:t xml:space="preserve">"0.1.0"</w:t>
+      </w:r>
+      <w:r>
+        <w:br/>
+      </w:r>
+      <w:r>
+        <w:rPr>
+          <w:rStyle w:val="DataTypeTok"/>
+        </w:rPr>
+        <w:t xml:space="preserve">requires-python</w:t>
+      </w:r>
+      <w:r>
+        <w:rPr>
+          <w:rStyle w:val="NormalTok"/>
+        </w:rPr>
+        <w:t xml:space="preserve"> </w:t>
+      </w:r>
+      <w:r>
+        <w:rPr>
+          <w:rStyle w:val="OperatorTok"/>
+        </w:rPr>
+        <w:t xml:space="preserve">=</w:t>
+      </w:r>
+      <w:r>
+        <w:rPr>
+          <w:rStyle w:val="NormalTok"/>
+        </w:rPr>
+        <w:t xml:space="preserve"> </w:t>
+      </w:r>
+      <w:r>
+        <w:rPr>
+          <w:rStyle w:val="StringTok"/>
+        </w:rPr>
+        <w:t xml:space="preserve">"&gt;=3.12"</w:t>
+      </w:r>
+      <w:r>
+        <w:br/>
+      </w:r>
+      <w:r>
+        <w:rPr>
+          <w:rStyle w:val="DataTypeTok"/>
+        </w:rPr>
+        <w:t xml:space="preserve">dependencies</w:t>
+      </w:r>
+      <w:r>
+        <w:rPr>
+          <w:rStyle w:val="NormalTok"/>
+        </w:rPr>
+        <w:t xml:space="preserve"> </w:t>
+      </w:r>
+      <w:r>
+        <w:rPr>
+          <w:rStyle w:val="OperatorTok"/>
+        </w:rPr>
+        <w:t xml:space="preserve">=</w:t>
+      </w:r>
+      <w:r>
+        <w:rPr>
+          <w:rStyle w:val="NormalTok"/>
+        </w:rPr>
+        <w:t xml:space="preserve"> </w:t>
+      </w:r>
+      <w:r>
+        <w:rPr>
+          <w:rStyle w:val="OperatorTok"/>
+        </w:rPr>
+        <w:t xml:space="preserve">[]</w:t>
+      </w:r>
+    </w:p>
+    <w:p>
+      <w:pPr>
+        <w:pStyle w:val="FirstParagraph"/>
+      </w:pPr>
+      <w:r>
+        <w:t xml:space="preserve">The</w:t>
+      </w:r>
+      <w:r>
+        <w:t xml:space="preserve"> </w:t>
+      </w:r>
+      <w:r>
+        <w:rPr>
+          <w:rStyle w:val="VerbatimChar"/>
+        </w:rPr>
+        <w:t xml:space="preserve">--bare</w:t>
+      </w:r>
+      <w:r>
+        <w:t xml:space="preserve"> </w:t>
+      </w:r>
+      <w:r>
+        <w:t xml:space="preserve">option can be used with other options like</w:t>
+      </w:r>
+      <w:r>
+        <w:t xml:space="preserve"> </w:t>
+      </w:r>
+      <w:r>
+        <w:rPr>
+          <w:rStyle w:val="VerbatimChar"/>
+        </w:rPr>
+        <w:t xml:space="preserve">--lib</w:t>
+      </w:r>
+      <w:r>
+        <w:t xml:space="preserve"> </w:t>
+      </w:r>
+      <w:r>
+        <w:t xml:space="preserve">or</w:t>
+      </w:r>
+      <w:r>
+        <w:t xml:space="preserve"> </w:t>
+      </w:r>
+      <w:r>
+        <w:rPr>
+          <w:rStyle w:val="VerbatimChar"/>
+        </w:rPr>
+        <w:t xml:space="preserve">--build-backend</w:t>
+      </w:r>
+      <w:r>
+        <w:t xml:space="preserve"> </w:t>
+      </w:r>
+      <w:r>
+        <w:t xml:space="preserve">— in these</w:t>
+      </w:r>
+      <w:r>
+        <w:t xml:space="preserve"> </w:t>
+      </w:r>
+      <w:r>
+        <w:t xml:space="preserve">cases uv will still configure a build system but will not create the expected file structure.</w:t>
+      </w:r>
+    </w:p>
+    <w:p>
+      <w:pPr>
         <w:pStyle w:val="BodyText"/>
       </w:pPr>
       <w:r>
-        <w:rPr>
-          <w:rStyle w:val="VerbatimChar"/>
-        </w:rPr>
-        <w:t xml:space="preserve">toml title="pyproject.toml" [project] name = "example-app" version = "0.1.0" description = "Add your description here" readme = "README.md" requires-python = "&gt;=3.11" dependencies = []</w:t>
-      </w:r>
-    </w:p>
-    <w:p>
-      <w:pPr>
-        <w:pStyle w:val="BodyText"/>
-      </w:pPr>
-      <w:r>
-        <w:t xml:space="preserve">The sample file defines a</w:t>
-      </w:r>
-      <w:r>
-        <w:t xml:space="preserve"> </w:t>
-      </w:r>
-      <w:r>
-        <w:rPr>
-          <w:rStyle w:val="VerbatimChar"/>
-        </w:rPr>
-        <w:t xml:space="preserve">main</w:t>
-      </w:r>
-      <w:r>
-        <w:t xml:space="preserve"> </w:t>
-      </w:r>
-      <w:r>
-        <w:t xml:space="preserve">function with some standard boilerplate:</w:t>
-      </w:r>
-    </w:p>
-    <w:p>
-      <w:pPr>
-        <w:pStyle w:val="BodyText"/>
-      </w:pPr>
-      <w:r>
-        <w:t xml:space="preserve">```python title=</w:t>
-      </w:r>
-      <w:r>
-        <w:t xml:space="preserve">“main.py”</w:t>
-      </w:r>
-      <w:r>
-        <w:t xml:space="preserve"> </w:t>
-      </w:r>
-      <w:r>
-        <w:t xml:space="preserve">def main():</w:t>
-      </w:r>
-      <w:r>
-        <w:t xml:space="preserve"> </w:t>
-      </w:r>
-      <w:r>
-        <w:t xml:space="preserve">print(</w:t>
-      </w:r>
-      <w:r>
-        <w:t xml:space="preserve">“Hello from example-app!”</w:t>
-      </w:r>
-      <w:r>
-        <w:t xml:space="preserve">)</w:t>
-      </w:r>
-    </w:p>
-    <w:p>
-      <w:pPr>
-        <w:pStyle w:val="BodyText"/>
-      </w:pPr>
-      <w:r>
-        <w:t xml:space="preserve">if</w:t>
-      </w:r>
-      <w:r>
-        <w:t xml:space="preserve"> </w:t>
-      </w:r>
-      <w:r>
-        <w:rPr>
-          <w:b/>
-          <w:bCs/>
-        </w:rPr>
-        <w:t xml:space="preserve">name</w:t>
-      </w:r>
-      <w:r>
-        <w:t xml:space="preserve"> </w:t>
-      </w:r>
-      <w:r>
-        <w:t xml:space="preserve">==</w:t>
-      </w:r>
-      <w:r>
-        <w:t xml:space="preserve"> </w:t>
-      </w:r>
-      <w:r>
-        <w:t xml:space="preserve">“</w:t>
-      </w:r>
-      <w:r>
-        <w:rPr>
-          <w:b/>
-          <w:bCs/>
-        </w:rPr>
-        <w:t xml:space="preserve">main</w:t>
-      </w:r>
-      <w:r>
-        <w:t xml:space="preserve">”</w:t>
-      </w:r>
-      <w:r>
-        <w:t xml:space="preserve">:</w:t>
-      </w:r>
-      <w:r>
-        <w:t xml:space="preserve"> </w:t>
-      </w:r>
-      <w:r>
-        <w:t xml:space="preserve">main()</w:t>
+        <w:t xml:space="preserve">When</w:t>
+      </w:r>
+      <w:r>
+        <w:t xml:space="preserve"> </w:t>
+      </w:r>
+      <w:r>
+        <w:rPr>
+          <w:rStyle w:val="VerbatimChar"/>
+        </w:rPr>
+        <w:t xml:space="preserve">--bare</w:t>
+      </w:r>
+      <w:r>
+        <w:t xml:space="preserve"> </w:t>
+      </w:r>
+      <w:r>
+        <w:t xml:space="preserve">is used, additional features can still be used opt-in:</w:t>
       </w:r>
     </w:p>
     <w:p>
@@ -2224,450 +3709,14 @@
         <w:pStyle w:val="SourceCode"/>
       </w:pPr>
       <w:r>
-        <w:br/>
-      </w:r>
-      <w:r>
-        <w:rPr>
-          <w:rStyle w:val="VerbatimChar"/>
-        </w:rPr>
-        <w:t xml:space="preserve">Python files can be executed with `uv run`:</w:t>
-      </w:r>
-      <w:r>
-        <w:br/>
-      </w:r>
-      <w:r>
-        <w:br/>
-      </w:r>
-      <w:r>
-        <w:rPr>
-          <w:rStyle w:val="VerbatimChar"/>
-        </w:rPr>
-        <w:t xml:space="preserve">```console</w:t>
-      </w:r>
-      <w:r>
-        <w:br/>
-      </w:r>
-      <w:r>
-        <w:rPr>
-          <w:rStyle w:val="VerbatimChar"/>
-        </w:rPr>
-        <w:t xml:space="preserve">$ cd example-app</w:t>
-      </w:r>
-      <w:r>
-        <w:br/>
-      </w:r>
-      <w:r>
-        <w:rPr>
-          <w:rStyle w:val="VerbatimChar"/>
-        </w:rPr>
-        <w:t xml:space="preserve">$ uv run main.py</w:t>
-      </w:r>
-      <w:r>
-        <w:br/>
-      </w:r>
-      <w:r>
-        <w:rPr>
-          <w:rStyle w:val="VerbatimChar"/>
-        </w:rPr>
-        <w:t xml:space="preserve">Hello from example-app!</w:t>
-      </w:r>
-    </w:p>
-    <w:bookmarkEnd w:id="17"/>
-    <w:bookmarkStart w:id="18" w:name="creating-a-minimal-project"/>
-    <w:p>
-      <w:pPr>
-        <w:pStyle w:val="Heading2"/>
-      </w:pPr>
-      <w:r>
-        <w:t xml:space="preserve">Creating a minimal project</w:t>
-      </w:r>
-    </w:p>
-    <w:p>
-      <w:pPr>
-        <w:pStyle w:val="FirstParagraph"/>
-      </w:pPr>
-      <w:r>
-        <w:t xml:space="preserve">If you only want to create a</w:t>
-      </w:r>
-      <w:r>
-        <w:t xml:space="preserve"> </w:t>
-      </w:r>
-      <w:r>
-        <w:rPr>
-          <w:rStyle w:val="VerbatimChar"/>
-        </w:rPr>
-        <w:t xml:space="preserve">pyproject.toml</w:t>
-      </w:r>
-      <w:r>
-        <w:t xml:space="preserve">, use the</w:t>
-      </w:r>
-      <w:r>
-        <w:t xml:space="preserve"> </w:t>
-      </w:r>
-      <w:r>
-        <w:rPr>
-          <w:rStyle w:val="VerbatimChar"/>
-        </w:rPr>
-        <w:t xml:space="preserve">--bare</w:t>
-      </w:r>
-      <w:r>
-        <w:t xml:space="preserve"> </w:t>
-      </w:r>
-      <w:r>
-        <w:t xml:space="preserve">option:</w:t>
-      </w:r>
-    </w:p>
-    <w:p>
-      <w:pPr>
-        <w:pStyle w:val="SourceCode"/>
-      </w:pPr>
-      <w:r>
-        <w:rPr>
-          <w:rStyle w:val="VerbatimChar"/>
-        </w:rPr>
-        <w:t xml:space="preserve">$ uv init example-bare --bare</w:t>
-      </w:r>
-    </w:p>
-    <w:p>
-      <w:pPr>
-        <w:pStyle w:val="FirstParagraph"/>
-      </w:pPr>
-      <w:r>
-        <w:t xml:space="preserve">uv will skip creating a Python version pin file, a README, and any source directories or files.</w:t>
-      </w:r>
-      <w:r>
-        <w:t xml:space="preserve"> </w:t>
-      </w:r>
-      <w:r>
-        <w:t xml:space="preserve">Additionally, uv will not initialize a version control system (i.e.,</w:t>
-      </w:r>
-      <w:r>
-        <w:t xml:space="preserve"> </w:t>
-      </w:r>
-      <w:r>
-        <w:rPr>
-          <w:rStyle w:val="VerbatimChar"/>
-        </w:rPr>
-        <w:t xml:space="preserve">git</w:t>
-      </w:r>
-      <w:r>
-        <w:t xml:space="preserve">).</w:t>
-      </w:r>
-    </w:p>
-    <w:p>
-      <w:pPr>
-        <w:pStyle w:val="SourceCode"/>
-      </w:pPr>
-      <w:r>
-        <w:rPr>
-          <w:rStyle w:val="VerbatimChar"/>
-        </w:rPr>
-        <w:t xml:space="preserve">$ tree example-bare</w:t>
-      </w:r>
-      <w:r>
-        <w:br/>
-      </w:r>
-      <w:r>
-        <w:rPr>
-          <w:rStyle w:val="VerbatimChar"/>
-        </w:rPr>
-        <w:t xml:space="preserve">example-bare</w:t>
-      </w:r>
-      <w:r>
-        <w:br/>
-      </w:r>
-      <w:r>
-        <w:rPr>
-          <w:rStyle w:val="VerbatimChar"/>
-        </w:rPr>
-        <w:t xml:space="preserve">└── pyproject.toml</w:t>
-      </w:r>
-    </w:p>
-    <w:p>
-      <w:pPr>
-        <w:pStyle w:val="FirstParagraph"/>
-      </w:pPr>
-      <w:r>
-        <w:t xml:space="preserve">uv will also not add extra metadata to the</w:t>
-      </w:r>
-      <w:r>
-        <w:t xml:space="preserve"> </w:t>
-      </w:r>
-      <w:r>
-        <w:rPr>
-          <w:rStyle w:val="VerbatimChar"/>
-        </w:rPr>
-        <w:t xml:space="preserve">pyproject.toml</w:t>
-      </w:r>
-      <w:r>
-        <w:t xml:space="preserve">, such as the</w:t>
-      </w:r>
-      <w:r>
-        <w:t xml:space="preserve"> </w:t>
-      </w:r>
-      <w:r>
-        <w:rPr>
-          <w:rStyle w:val="VerbatimChar"/>
-        </w:rPr>
-        <w:t xml:space="preserve">description</w:t>
-      </w:r>
-      <w:r>
-        <w:t xml:space="preserve"> </w:t>
-      </w:r>
-      <w:r>
-        <w:t xml:space="preserve">or</w:t>
-      </w:r>
-      <w:r>
-        <w:t xml:space="preserve"> </w:t>
-      </w:r>
-      <w:r>
-        <w:rPr>
-          <w:rStyle w:val="VerbatimChar"/>
-        </w:rPr>
-        <w:t xml:space="preserve">authors</w:t>
-      </w:r>
-      <w:r>
-        <w:t xml:space="preserve">.</w:t>
-      </w:r>
-    </w:p>
-    <w:p>
-      <w:pPr>
-        <w:pStyle w:val="SourceCode"/>
-      </w:pPr>
-      <w:r>
-        <w:rPr>
-          <w:rStyle w:val="KeywordTok"/>
-        </w:rPr>
-        <w:t xml:space="preserve">[project]</w:t>
-      </w:r>
-      <w:r>
-        <w:br/>
-      </w:r>
-      <w:r>
-        <w:rPr>
-          <w:rStyle w:val="DataTypeTok"/>
-        </w:rPr>
-        <w:t xml:space="preserve">name</w:t>
-      </w:r>
-      <w:r>
-        <w:rPr>
-          <w:rStyle w:val="NormalTok"/>
-        </w:rPr>
-        <w:t xml:space="preserve"> </w:t>
-      </w:r>
-      <w:r>
-        <w:rPr>
-          <w:rStyle w:val="OperatorTok"/>
-        </w:rPr>
-        <w:t xml:space="preserve">=</w:t>
-      </w:r>
-      <w:r>
-        <w:rPr>
-          <w:rStyle w:val="NormalTok"/>
-        </w:rPr>
-        <w:t xml:space="preserve"> </w:t>
-      </w:r>
-      <w:r>
-        <w:rPr>
-          <w:rStyle w:val="StringTok"/>
-        </w:rPr>
-        <w:t xml:space="preserve">"example-bare"</w:t>
-      </w:r>
-      <w:r>
-        <w:br/>
-      </w:r>
-      <w:r>
-        <w:rPr>
-          <w:rStyle w:val="DataTypeTok"/>
-        </w:rPr>
-        <w:t xml:space="preserve">version</w:t>
-      </w:r>
-      <w:r>
-        <w:rPr>
-          <w:rStyle w:val="NormalTok"/>
-        </w:rPr>
-        <w:t xml:space="preserve"> </w:t>
-      </w:r>
-      <w:r>
-        <w:rPr>
-          <w:rStyle w:val="OperatorTok"/>
-        </w:rPr>
-        <w:t xml:space="preserve">=</w:t>
-      </w:r>
-      <w:r>
-        <w:rPr>
-          <w:rStyle w:val="NormalTok"/>
-        </w:rPr>
-        <w:t xml:space="preserve"> </w:t>
-      </w:r>
-      <w:r>
-        <w:rPr>
-          <w:rStyle w:val="StringTok"/>
-        </w:rPr>
-        <w:t xml:space="preserve">"0.1.0"</w:t>
-      </w:r>
-      <w:r>
-        <w:br/>
-      </w:r>
-      <w:r>
-        <w:rPr>
-          <w:rStyle w:val="DataTypeTok"/>
-        </w:rPr>
-        <w:t xml:space="preserve">requires-python</w:t>
-      </w:r>
-      <w:r>
-        <w:rPr>
-          <w:rStyle w:val="NormalTok"/>
-        </w:rPr>
-        <w:t xml:space="preserve"> </w:t>
-      </w:r>
-      <w:r>
-        <w:rPr>
-          <w:rStyle w:val="OperatorTok"/>
-        </w:rPr>
-        <w:t xml:space="preserve">=</w:t>
-      </w:r>
-      <w:r>
-        <w:rPr>
-          <w:rStyle w:val="NormalTok"/>
-        </w:rPr>
-        <w:t xml:space="preserve"> </w:t>
-      </w:r>
-      <w:r>
-        <w:rPr>
-          <w:rStyle w:val="StringTok"/>
-        </w:rPr>
-        <w:t xml:space="preserve">"&gt;=3.12"</w:t>
-      </w:r>
-      <w:r>
-        <w:br/>
-      </w:r>
-      <w:r>
-        <w:rPr>
-          <w:rStyle w:val="DataTypeTok"/>
-        </w:rPr>
-        <w:t xml:space="preserve">dependencies</w:t>
-      </w:r>
-      <w:r>
-        <w:rPr>
-          <w:rStyle w:val="NormalTok"/>
-        </w:rPr>
-        <w:t xml:space="preserve"> </w:t>
-      </w:r>
-      <w:r>
-        <w:rPr>
-          <w:rStyle w:val="OperatorTok"/>
-        </w:rPr>
-        <w:t xml:space="preserve">=</w:t>
-      </w:r>
-      <w:r>
-        <w:rPr>
-          <w:rStyle w:val="NormalTok"/>
-        </w:rPr>
-        <w:t xml:space="preserve"> </w:t>
-      </w:r>
-      <w:r>
-        <w:rPr>
-          <w:rStyle w:val="OperatorTok"/>
-        </w:rPr>
-        <w:t xml:space="preserve">[]</w:t>
-      </w:r>
-    </w:p>
-    <w:p>
-      <w:pPr>
-        <w:pStyle w:val="FirstParagraph"/>
-      </w:pPr>
-      <w:r>
-        <w:t xml:space="preserve">The</w:t>
-      </w:r>
-      <w:r>
-        <w:t xml:space="preserve"> </w:t>
-      </w:r>
-      <w:r>
-        <w:rPr>
-          <w:rStyle w:val="VerbatimChar"/>
-        </w:rPr>
-        <w:t xml:space="preserve">--bare</w:t>
-      </w:r>
-      <w:r>
-        <w:t xml:space="preserve"> </w:t>
-      </w:r>
-      <w:r>
-        <w:t xml:space="preserve">option can be used with other options like</w:t>
-      </w:r>
-      <w:r>
-        <w:t xml:space="preserve"> </w:t>
-      </w:r>
-      <w:r>
-        <w:rPr>
-          <w:rStyle w:val="VerbatimChar"/>
-        </w:rPr>
-        <w:t xml:space="preserve">--lib</w:t>
-      </w:r>
-      <w:r>
-        <w:t xml:space="preserve"> </w:t>
-      </w:r>
-      <w:r>
-        <w:t xml:space="preserve">or</w:t>
-      </w:r>
-      <w:r>
-        <w:t xml:space="preserve"> </w:t>
-      </w:r>
-      <w:r>
-        <w:rPr>
-          <w:rStyle w:val="VerbatimChar"/>
-        </w:rPr>
-        <w:t xml:space="preserve">--build-backend</w:t>
-      </w:r>
-      <w:r>
-        <w:t xml:space="preserve"> </w:t>
-      </w:r>
-      <w:r>
-        <w:t xml:space="preserve">— in these</w:t>
-      </w:r>
-      <w:r>
-        <w:t xml:space="preserve"> </w:t>
-      </w:r>
-      <w:r>
-        <w:t xml:space="preserve">cases uv will still configure a build system but will not create the expected file structure.</w:t>
-      </w:r>
-    </w:p>
-    <w:p>
-      <w:pPr>
-        <w:pStyle w:val="BodyText"/>
-      </w:pPr>
-      <w:r>
-        <w:t xml:space="preserve">When</w:t>
-      </w:r>
-      <w:r>
-        <w:t xml:space="preserve"> </w:t>
-      </w:r>
-      <w:r>
-        <w:rPr>
-          <w:rStyle w:val="VerbatimChar"/>
-        </w:rPr>
-        <w:t xml:space="preserve">--bare</w:t>
-      </w:r>
-      <w:r>
-        <w:t xml:space="preserve"> </w:t>
-      </w:r>
-      <w:r>
-        <w:t xml:space="preserve">is used, additional features can still be used opt-in:</w:t>
-      </w:r>
-    </w:p>
-    <w:p>
-      <w:pPr>
-        <w:pStyle w:val="SourceCode"/>
-      </w:pPr>
-      <w:r>
         <w:rPr>
           <w:rStyle w:val="VerbatimChar"/>
         </w:rPr>
         <w:t xml:space="preserve">$ uv init example-bare --bare --description "Hello world" --author-from git --vcs git --pin-python</w:t>
       </w:r>
     </w:p>
-    <w:bookmarkEnd w:id="18"/>
     <w:bookmarkEnd w:id="19"/>
+    <w:bookmarkEnd w:id="20"/>
     <w:sectPr>
       <w:footnotePr>
         <w:numRestart w:val="eachSect"/>
